--- a/projects/porphyromonas-ad-mechanism-manuscript/manuscript/md_alllhrc/full/Chinese.docx
+++ b/projects/porphyromonas-ad-mechanism-manuscript/manuscript/md_alllhrc/full/Chinese.docx
@@ -8,109 +8,7 @@
         <w:keepNext/>
       </w:pPr>
       <w:r>
-        <w:t>摘要</w:t>
-      </w:r>
-    </w:p>
-    <w:p>
-      <w:pPr>
-        <w:pStyle w:val="Normal"/>
-      </w:pPr>
-      <w:r>
-        <w:t>乙酰胆碱酯酶（acetylcholinesterase，AChE）是阿尔茨海默病研究中具有结构和生物学意义的靶点，但仅凭对接评分无法确定短肽能否在显式溶剂轨迹中持续与该酶关联。本研究采用Atanasova等发表的AChE–β-淀粉样肽研究作为分析框架，对一条归属于AChE–ALLLHRC复合物的100 ns分子动力学（molecular dynamics，MD）输出进行解读，同时严格区分两种肽体系。配置的流程采用GROMACS、Amber99SB-ILDN力场、TIP3P水、生理离子强度、分阶段平衡和100 ns产物模拟。在现有诊断导出中，AChE骨架RMSD为0.1803 ± 0.0220 nm。肽自拟合骨架RMSD呈现三个平台：0.0–22.6 ns为0.0582 ± 0.0091 nm，23.4–55.6 ns为0.1432 ± 0.0161 nm，57.0–100.0 ns为0.2694 ± 0.0148 nm。距离分布在约1.2和1.4 nm处显示优选的肽–AChE质心间距；复合物与肽的溶剂可及表面积分别大致维持在210–223和10–12 nm²。分子间氢键数在0–11之间波动，轨迹后段通常较少。现有数据不包括独立重复、残基分辨率界面图、结合自由能、AChE活性实验或完整原始轨迹档案。</w:t>
-      </w:r>
-    </w:p>
-    <w:p>
-      <w:pPr>
-        <w:pStyle w:val="Keywords"/>
-      </w:pPr>
-      <w:r>
-        <w:rPr>
-          <w:b/>
-        </w:rPr>
-        <w:t>关键词：</w:t>
-      </w:r>
-      <w:r>
-        <w:t xml:space="preserve"> ALLLHRC；乙酰胆碱酯酶；分子动力学；肽–蛋白复合物；RMSD；径向分布函数；氢键；阿尔茨海默病</w:t>
-      </w:r>
-    </w:p>
-    <w:p>
-      <w:pPr>
-        <w:pStyle w:val="Heading2"/>
-        <w:keepNext/>
-      </w:pPr>
-      <w:r>
-        <w:t>引言</w:t>
-      </w:r>
-    </w:p>
-    <w:p>
-      <w:pPr>
-        <w:pStyle w:val="BodyText"/>
-      </w:pPr>
-      <w:r>
-        <w:t>阿尔茨海默病（Alzheimer’s disease，AD）是一种进行性神经退行性疾病，涉及β-淀粉样蛋白（Aβ）、tau、突触功能障碍、神经炎症、血管因素及随年龄增长而减弱的生物韧性</w:t>
-      </w:r>
-      <w:r>
-        <w:t>[1]</w:t>
-      </w:r>
-      <w:r>
-        <w:t>。乙酰胆碱酯酶（AChE）水解乙酰胆碱，并且仍是AD对症治疗的药物靶点，因而具有明确的临床相关性</w:t>
-      </w:r>
-      <w:r>
-        <w:t>[2]</w:t>
-      </w:r>
-      <w:r>
-        <w:t>。AChE还可通过非催化相互作用影响Aβ组装，其外周区域被认为与淀粉样纤维形成加速有关</w:t>
-      </w:r>
-      <w:r>
-        <w:t>[3]</w:t>
-      </w:r>
-      <w:r>
-        <w:t>。这些发现支持对AChE相互作用分子进行结构研究，但并不意味着经计算优选的肽必然结合AChE、抑制催化、改变Aβ聚集或影响AD生物学。</w:t>
-      </w:r>
-    </w:p>
-    <w:p>
-      <w:pPr>
-        <w:pStyle w:val="BodyText"/>
-      </w:pPr>
-      <w:r>
-        <w:t>短肽是特别具有挑战性的结构配体。末端状态、质子化、起始构象、内部柔性、受体放置方式和溶剂暴露都可能明显影响对接与MD行为。因此，有利的对接评分只是起始假设，而不是结合测量。MD可以在给定力场和溶剂模型下检验已构建体系是否停留在某一构象状态；骨架偏差、残基涨落、溶剂暴露、距离分布、二级结构比例和氢键则从不同角度描述轨迹。</w:t>
-      </w:r>
-    </w:p>
-    <w:p>
-      <w:pPr>
-        <w:pStyle w:val="BodyText"/>
-      </w:pPr>
-      <w:r>
-        <w:t>本分析针对七肽ALLLHRC与人AChE形成的复合物。上游结构流程将PDB 4EY6所代表的人AChE晶体结构指定为受体框架</w:t>
-      </w:r>
-      <w:r>
-        <w:t>[4]</w:t>
-      </w:r>
-      <w:r>
-        <w:t>。然而，现有结果包中不含确切的已制备起始坐标文件，因此无法独立核查受体处理、肽末端、质子化、链命名和起始位点。</w:t>
-      </w:r>
-    </w:p>
-    <w:p>
-      <w:pPr>
-        <w:pStyle w:val="BodyText"/>
-      </w:pPr>
-      <w:r>
-        <w:t>Atanasova等采用1 μs全原子轨迹研究AChE–Aβ复合物，并分析了骨架运动、肽驻留、径向分布、溶剂可及表面积、二级结构、接触、氢键和水介导桥连</w:t>
-      </w:r>
-      <w:r>
-        <w:t>[5]</w:t>
-      </w:r>
-      <w:r>
-        <w:t>。该研究提供的是分析框架，而不是可以迁移的数据。ALLLHRC是不同的七残基肽，本研究轨迹为100 ns而非1 μs，参考研究中的任何Aβ残基接触、AChE驻留区域或机制结论都不能归属于ALLLHRC。本研究的目标是仅描述现有ALLLHRC–AChE轨迹输出，识别内部一致的模式，并界定提出结合或功能主张之前仍需补充的数据。</w:t>
-      </w:r>
-    </w:p>
-    <w:p>
-      <w:pPr>
-        <w:pStyle w:val="Heading2"/>
-        <w:keepNext/>
-      </w:pPr>
-      <w:r>
-        <w:t>材料与方法</w:t>
+        <w:t>分析方法</w:t>
       </w:r>
     </w:p>
     <w:p>
@@ -137,7 +35,7 @@
         <w:t>md_alllhrc</w:t>
       </w:r>
       <w:r>
-        <w:t>体系目录关联的一张六面板轨迹汇总图和一份RMSD诊断导出。各面板报告了100 ns内的骨架RMSD、骨架RMSF、肽–AChE质心径向分布、溶剂可及表面积（solvent-accessible surface area，SASA）、二级结构比例和分子间氢键数。本稿未实施湿实验、新对接、新MD产物模拟、统计比较或生物学测定。</w:t>
+        <w:t>体系目录关联的一张六面板轨迹汇总图和一份RMSD诊断导出。各面板报告了100 ns内的骨架RMSD、骨架RMSF、肽–AChE质心径向分布、溶剂可及表面积（solvent-accessible surface area，SASA）、二级结构比例和分子间氢键数。本结果报告未实施湿实验、新对接、新MD产物模拟、统计比较或生物学测定。</w:t>
       </w:r>
     </w:p>
     <w:p>
@@ -162,19 +60,7 @@
         <w:pStyle w:val="BodyText"/>
       </w:pPr>
       <w:r>
-        <w:t>上游流程指定使用GROMACS生成并分析轨迹</w:t>
-      </w:r>
-      <w:r>
-        <w:t>[6]</w:t>
-      </w:r>
-      <w:r>
-        <w:t>。其可执行的100 ns配置采用Amber99SB-ILDN力场；该力场改进了Amber ff99SB家族中的侧链扭转势</w:t>
-      </w:r>
-      <w:r>
-        <w:t>[7]</w:t>
-      </w:r>
-      <w:r>
-        <w:t>。体系配置于三斜周期性盒中，溶质至盒边距离为1.0 nm，采用与TIP3P兼容的水坐标，并加入中和离子和0.15 mol/L NaCl。由于缺少完整运行日志和二进制输入文件，这些内容被报告为“配置参数”，而非已经独立确认的实际运行参数。</w:t>
+        <w:t>上游流程指定使用GROMACS生成并分析轨迹。其可执行的100 ns配置采用Amber99SB-ILDN力场；该力场改进了Amber ff99SB家族中的侧链扭转势。体系配置于三斜周期性盒中，溶质至盒边距离为1.0 nm，采用与TIP3P兼容的水坐标，并加入中和离子和0.15 mol/L NaCl。由于缺少完整运行日志和二进制输入文件，这些内容被报告为“配置参数”，而非已经独立确认的实际运行参数。</w:t>
       </w:r>
     </w:p>
     <w:p>
@@ -1495,13 +1381,7 @@
         <w:pStyle w:val="BodyText"/>
       </w:pPr>
       <w:r>
-        <w:t>Atanasova研究的重要意义在于表明：肽在AChE表面移动可以与受体稳定性同时存在，且仅凭RMSD不足以界定驻留行为</w:t>
-      </w:r>
-      <w:r>
-        <w:t>[5]</w:t>
-      </w:r>
-      <w:r>
-        <w:t>。其1 μs AChE–Aβ分析包含快照、残基接触、氢键、疏水相互作用、SASA、二级结构、RDF和水介导桥连。本研究采用相同指标类别组织结果，但并未复现该研究。</w:t>
+        <w:t>Atanasova研究的重要意义在于表明：肽在AChE表面移动可以与受体稳定性同时存在，且仅凭RMSD不足以界定驻留行为。其1 μs AChE–Aβ分析包含快照、残基接触、氢键、疏水相互作用、SASA、二级结构、RDF和水介导桥连。本研究采用相同指标类别组织结果，但并未复现该研究。</w:t>
       </w:r>
     </w:p>
     <w:p>
@@ -1543,211 +1423,6 @@
       </w:pPr>
       <w:r>
         <w:t>本研究未测量结合自由能、动力学驻留时间、AChE催化活性、与已知配体的竞争、Aβ聚集、BBB转运、细胞毒性或AD相关表型。该轨迹不能证明ALLLHRC抑制AChE、结合外周阴离子位点、改变淀粉样组装、进入脑内或参与疾病。回答这些问题需要经过核实的体系身份、独立种子轨迹、残基层面结构分析、生化结合和酶学实验，以及适当的肽对照。</w:t>
-      </w:r>
-    </w:p>
-    <w:p>
-      <w:pPr>
-        <w:pStyle w:val="Heading2"/>
-        <w:keepNext/>
-      </w:pPr>
-      <w:r>
-        <w:t>参考文献</w:t>
-      </w:r>
-    </w:p>
-    <w:p>
-      <w:pPr>
-        <w:pStyle w:val="Reference"/>
-        <w:ind w:left="360" w:hanging="360"/>
-      </w:pPr>
-      <w:r>
-        <w:rPr>
-          <w:sz w:val="24"/>
-          <w:szCs w:val="24"/>
-        </w:rPr>
-        <w:t xml:space="preserve">1. Scheltens P, De Strooper B, Kivipelto M, et al. Alzheimer’s disease. </w:t>
-      </w:r>
-      <w:r>
-        <w:rPr>
-          <w:i/>
-          <w:sz w:val="24"/>
-          <w:szCs w:val="24"/>
-        </w:rPr>
-        <w:t>Lancet</w:t>
-      </w:r>
-      <w:r>
-        <w:rPr>
-          <w:sz w:val="24"/>
-          <w:szCs w:val="24"/>
-        </w:rPr>
-        <w:t>. 2021;397(10284):1577–1590. doi:10.1016/S0140-6736(20)32205-4.</w:t>
-      </w:r>
-    </w:p>
-    <w:p>
-      <w:pPr>
-        <w:pStyle w:val="Reference"/>
-        <w:ind w:left="360" w:hanging="360"/>
-      </w:pPr>
-      <w:r>
-        <w:rPr>
-          <w:sz w:val="24"/>
-          <w:szCs w:val="24"/>
-        </w:rPr>
-        <w:t xml:space="preserve">2. Hampel H, Mesulam MM, Cuello AC, et al. The cholinergic system in the pathophysiology and treatment of Alzheimer’s disease. </w:t>
-      </w:r>
-      <w:r>
-        <w:rPr>
-          <w:i/>
-          <w:sz w:val="24"/>
-          <w:szCs w:val="24"/>
-        </w:rPr>
-        <w:t>Brain</w:t>
-      </w:r>
-      <w:r>
-        <w:rPr>
-          <w:sz w:val="24"/>
-          <w:szCs w:val="24"/>
-        </w:rPr>
-        <w:t>. 2018;141(7):1917–1933. doi:10.1093/brain/awy132.</w:t>
-      </w:r>
-    </w:p>
-    <w:p>
-      <w:pPr>
-        <w:pStyle w:val="Reference"/>
-        <w:ind w:left="360" w:hanging="360"/>
-      </w:pPr>
-      <w:r>
-        <w:rPr>
-          <w:sz w:val="24"/>
-          <w:szCs w:val="24"/>
-        </w:rPr>
-        <w:t xml:space="preserve">3. Inestrosa NC, Alvarez A, Pérez CA, et al. Acetylcholinesterase accelerates assembly of amyloid-β-peptides into Alzheimer’s fibrils. </w:t>
-      </w:r>
-      <w:r>
-        <w:rPr>
-          <w:i/>
-          <w:sz w:val="24"/>
-          <w:szCs w:val="24"/>
-        </w:rPr>
-        <w:t>Neuron</w:t>
-      </w:r>
-      <w:r>
-        <w:rPr>
-          <w:sz w:val="24"/>
-          <w:szCs w:val="24"/>
-        </w:rPr>
-        <w:t>. 1996;16(4):881–891. doi:10.1016/s0896-6273(00)80108-7.</w:t>
-      </w:r>
-    </w:p>
-    <w:p>
-      <w:pPr>
-        <w:pStyle w:val="Reference"/>
-        <w:ind w:left="360" w:hanging="360"/>
-      </w:pPr>
-      <w:r>
-        <w:rPr>
-          <w:sz w:val="24"/>
-          <w:szCs w:val="24"/>
-        </w:rPr>
-        <w:t xml:space="preserve">4. Cheung J, Rudolph MJ, Burshteyn F, et al. Structures of human acetylcholinesterase in complex with pharmacologically important ligands. </w:t>
-      </w:r>
-      <w:r>
-        <w:rPr>
-          <w:i/>
-          <w:sz w:val="24"/>
-          <w:szCs w:val="24"/>
-        </w:rPr>
-        <w:t>J Med Chem</w:t>
-      </w:r>
-      <w:r>
-        <w:rPr>
-          <w:sz w:val="24"/>
-          <w:szCs w:val="24"/>
-        </w:rPr>
-        <w:t>. 2012;55(23):10282–10286. doi:10.1021/jm300871x.</w:t>
-      </w:r>
-    </w:p>
-    <w:p>
-      <w:pPr>
-        <w:pStyle w:val="Reference"/>
-        <w:ind w:left="360" w:hanging="360"/>
-      </w:pPr>
-      <w:r>
-        <w:rPr>
-          <w:sz w:val="24"/>
-          <w:szCs w:val="24"/>
-        </w:rPr>
-        <w:t xml:space="preserve">5. Atanasova M, Dimitrov I, Ivanov S. Molecular dynamics simulations of acetylcholinesterase–beta-amyloid peptide complex. </w:t>
-      </w:r>
-      <w:r>
-        <w:rPr>
-          <w:i/>
-          <w:sz w:val="24"/>
-          <w:szCs w:val="24"/>
-        </w:rPr>
-        <w:t>Cybern Inf Technol</w:t>
-      </w:r>
-      <w:r>
-        <w:rPr>
-          <w:sz w:val="24"/>
-          <w:szCs w:val="24"/>
-        </w:rPr>
-        <w:t>. 2020;20(6):140–154. doi:10.2478/cait-2020-0068.</w:t>
-      </w:r>
-    </w:p>
-    <w:p>
-      <w:pPr>
-        <w:pStyle w:val="Reference"/>
-        <w:ind w:left="360" w:hanging="360"/>
-      </w:pPr>
-      <w:r>
-        <w:rPr>
-          <w:sz w:val="24"/>
-          <w:szCs w:val="24"/>
-        </w:rPr>
-        <w:t xml:space="preserve">6. Abraham MJ, Murtola T, Schulz R, et al. GROMACS: high performance molecular simulations through multi-level parallelism from laptops to supercomputers. </w:t>
-      </w:r>
-      <w:r>
-        <w:rPr>
-          <w:i/>
-          <w:sz w:val="24"/>
-          <w:szCs w:val="24"/>
-        </w:rPr>
-        <w:t>SoftwareX</w:t>
-      </w:r>
-      <w:r>
-        <w:rPr>
-          <w:sz w:val="24"/>
-          <w:szCs w:val="24"/>
-        </w:rPr>
-        <w:t>. 2015;1–2:19–25. doi:10.1016/j.softx.2015.06.001.</w:t>
-      </w:r>
-    </w:p>
-    <w:p>
-      <w:pPr>
-        <w:pStyle w:val="Reference"/>
-        <w:ind w:left="360" w:hanging="360"/>
-      </w:pPr>
-      <w:r>
-        <w:rPr>
-          <w:sz w:val="24"/>
-          <w:szCs w:val="24"/>
-        </w:rPr>
-        <w:t xml:space="preserve">7. Lindorff-Larsen K, Piana S, Palmo K, et al. Improved side-chain torsion potentials for the Amber ff99SB protein force field. </w:t>
-      </w:r>
-      <w:r>
-        <w:rPr>
-          <w:i/>
-          <w:sz w:val="24"/>
-          <w:szCs w:val="24"/>
-        </w:rPr>
-        <w:t>Proteins</w:t>
-      </w:r>
-      <w:r>
-        <w:rPr>
-          <w:sz w:val="24"/>
-          <w:szCs w:val="24"/>
-        </w:rPr>
-        <w:t>. 2010;78(8):1950–1958. doi:10.1002/prot.22711.</w:t>
       </w:r>
     </w:p>
     <w:sectPr>

--- a/projects/porphyromonas-ad-mechanism-manuscript/manuscript/md_alllhrc/full/Chinese.docx
+++ b/projects/porphyromonas-ad-mechanism-manuscript/manuscript/md_alllhrc/full/Chinese.docx
@@ -33,7 +33,17 @@
         <w:pStyle w:val="BodyText"/>
       </w:pPr>
       <w:r>
-        <w:t>配体分子为牙周炎队列口腔宏基因组微肽筛选管线所优选的12条7–9个氨基酸长度的候选短肽序列：ALLLHRC、FCLHLQLR、FLLHTTR、HLLTLKKHV、HLPLLHRCC、HVLLLRQCA、LLHLPKRTT、LLHPLRC、LLHPLRL、WLLVHLKK、YHHLLCRR和YLSLLQR。配体分子在生理pH条件下进行全原子三维构象构建与电荷分配。分子对接对接网格（grid box）以AChE活性峡部入口处的外周阴离子位点（Peripheral Anionic Site, PAS）为几何中心设置，完全覆盖PAS区（Tyr72、Asp74、Thr75、Leu76、Trp286、His287、Tyr341等）、峡部颈部芳香瓶颈区（Phe295等）、胆碱结合阴离子亚位点（Trp86、Glu202、Tyr337等）及催化三联体（Ser203、His447、Glu334）。分子对接采用AutoDock Vina引擎执行穷举构象搜索（exhaustiveness = 32），计算并报告各候选微肽的预测结合自由能打分（kcal/mol，以均值±标准差表示）。对预测打分最优构象执行几何相互作用分析，严格测定微肽与受体活性残基之间的氢键数量、键长距离（Å）以及关键受体接触残基分布，特别评估候选微肽对AChE外周阴离子位点（PAS）的空间对接与残基结合特征。</w:t>
+        <w:t>配体分子为牙周炎队列口腔宏基因组微肽筛选管线所优选的12条7–9个氨基酸长度的候选短肽序列：ALLLHRC、FCLHLQLR、FLLHTTR、HLLTLKKHV、HLPLLHRCC、HVLLLRQCA、LLHLPKRTT、LLHPLRC、LLHPLRL、WLLVHLKK、YHHLLCRR和YLSLLQR。配体分子在生理pH条件下进行全原子三维构象构建与电荷分配。分子对接网格（grid box）以AChE活性峡部入口处的外周阴离子位点（Peripheral Anionic Site, PAS）为几何中心设置，完全覆盖PAS区（Tyr72、Asp74、Thr75、Leu76、Trp286、His287、Tyr341等）、峡部颈部芳香瓶颈区（Phe295等）、胆碱结合阴离子亚位点（Trp86、Glu202、Tyr337等）及催化三联体（Ser203、His447、Glu334）。分子对接采用AutoDock Vina引擎执行穷举构象搜索（exhaustiveness = 32）。每条配体均进行三次独立运行，三次运行全部成功完成（</w:t>
+      </w:r>
+      <w:r>
+        <w:rPr>
+          <w:rFonts w:ascii="Consolas" w:hAnsi="Consolas" w:eastAsia="等线"/>
+          <w:shd w:val="clear" w:color="auto" w:fill="F2F4F7"/>
+        </w:rPr>
+        <w:t>N_Success</w:t>
+      </w:r>
+      <w:r>
+        <w:t xml:space="preserve"> = 3）。本地运行级汇总表同时报告最优单次打分、三次成功运行的算术均值及其标准差。几何相互作用分析与对接构象复合图均基于各配体打分最高的单一最优构象生成，测定微肽与受体活性残基之间的氢键数量、键长距离（Å）以及关键受体接触残基分布，并重点评估候选微肽对AChE外周阴离子位点（PAS）的空间对接与残基结合特征。本数据包未归档逐条PDBQT坐标文件及对接配置日志；本文对接数据来源为本地三次运行汇总表与最优构象复合图。</w:t>
       </w:r>
     </w:p>
     <w:p>
@@ -400,7 +410,7 @@
         <w:pStyle w:val="BodyText"/>
       </w:pPr>
       <w:r>
-        <w:t>12条候选微肽针对人源AChE（PDB 4EY6）外周阴离子位点及活性峡部的分子对接结果显示，所有微肽均呈现出强烈的受体结合潜能，AutoDock Vina对接打分介于 -8.25 至 -9.60 kcal/mol 之间（表1，图1）。其中，FLLHTTR预测打分最高（-9.60 ± 0.08 kcal/mol），其次为YLSLLQR（-9.49 ± 0.05 kcal/mol）、ALLLHRC（-9.29 ± 0.11 kcal/mol）及FCLHLQLR（-9.27 ± 0.09 kcal/mol）。各候选肽段与AChE之间形成了3至10个分子间氢键，平均氢键供受体距离在2.83至3.28 Å之间，表明微肽与受体表面凹槽具有优良的几何与静电互补性。</w:t>
+        <w:t>12条候选微肽针对人源AChE（PDB 4EY6）的本地AutoDock Vina对接显示，全部序列均具有有利的预测亲和力。最优单次打分介于 -8.25 至 -9.60 kcal/mol，三次运行均值介于 -8.07 ± 0.16 至 -9.44 ± 0.09 kcal/mol（表1，图1）。按最优构象排序，FLLHTTR最高（-9.60 kcal/mol），随后为YLSLLQR（-9.49 kcal/mol）、ALLLHRC（-9.29 kcal/mol）及FCLHLQLR（-9.27 kcal/mol）。按三次成功运行均值排序，则YLSLLQR居首（-9.44 ± 0.09 kcal/mol），ALLLHRC次之（-9.18 ± 0.11 kcal/mol）。FLLHTTR虽保留最强单次构象，但其三次运行离散度最大（-8.77 ± 1.41 kcal/mol），故最优构象位次不能等同于收敛后的平均亲和力。下文氢键几何与PAS结合分析均针对各配体打分最高的最优构象（图2、图3；图S1）。各最优构象与AChE之间形成3至10个分子间氢键，平均氢键供受体距离在2.83至3.28 Å之间。</w:t>
       </w:r>
     </w:p>
     <w:p>
@@ -411,7 +421,7 @@
         <w:rPr>
           <w:b/>
         </w:rPr>
-        <w:t>表1. 12条牙周炎候选微肽与人源乙酰胆碱酯酶（rhAChE, PDB 4EY6）分子对接打分、氢键网络与外周阴离子位点（PAS）结合特征汇总。</w:t>
+        <w:t>表1. 12条牙周炎候选微肽与人源乙酰胆碱酯酶（rhAChE, PDB 4EY6）本地AutoDock Vina打分、氢键网络与外周阴离子位点（PAS）结合特征汇总。</w:t>
       </w:r>
     </w:p>
     <w:tbl>
@@ -435,13 +445,14 @@
         </w:tblCellMar>
       </w:tblPr>
       <w:tblGrid>
-        <w:gridCol w:w="1337"/>
-        <w:gridCol w:w="1337"/>
-        <w:gridCol w:w="1337"/>
-        <w:gridCol w:w="1337"/>
-        <w:gridCol w:w="1337"/>
-        <w:gridCol w:w="1337"/>
-        <w:gridCol w:w="1337"/>
+        <w:gridCol w:w="1170"/>
+        <w:gridCol w:w="1170"/>
+        <w:gridCol w:w="1170"/>
+        <w:gridCol w:w="1170"/>
+        <w:gridCol w:w="1170"/>
+        <w:gridCol w:w="1170"/>
+        <w:gridCol w:w="1170"/>
+        <w:gridCol w:w="1170"/>
       </w:tblGrid>
       <w:tr>
         <w:trPr>
@@ -449,7 +460,7 @@
         </w:trPr>
         <w:tc>
           <w:tcPr>
-            <w:tcW w:w="1337" w:type="dxa"/>
+            <w:tcW w:w="1170" w:type="dxa"/>
             <w:tcBorders>
               <w:bottom w:val="single" w:sz="8" w:space="0" w:color="000000"/>
             </w:tcBorders>
@@ -471,7 +482,7 @@
         </w:tc>
         <w:tc>
           <w:tcPr>
-            <w:tcW w:w="1337" w:type="dxa"/>
+            <w:tcW w:w="1170" w:type="dxa"/>
             <w:tcBorders>
               <w:bottom w:val="single" w:sz="8" w:space="0" w:color="000000"/>
             </w:tcBorders>
@@ -493,7 +504,7 @@
         </w:tc>
         <w:tc>
           <w:tcPr>
-            <w:tcW w:w="1337" w:type="dxa"/>
+            <w:tcW w:w="1170" w:type="dxa"/>
             <w:tcBorders>
               <w:bottom w:val="single" w:sz="8" w:space="0" w:color="000000"/>
             </w:tcBorders>
@@ -515,7 +526,7 @@
         </w:tc>
         <w:tc>
           <w:tcPr>
-            <w:tcW w:w="1337" w:type="dxa"/>
+            <w:tcW w:w="1170" w:type="dxa"/>
             <w:tcBorders>
               <w:bottom w:val="single" w:sz="8" w:space="0" w:color="000000"/>
             </w:tcBorders>
@@ -537,7 +548,7 @@
         </w:tc>
         <w:tc>
           <w:tcPr>
-            <w:tcW w:w="1337" w:type="dxa"/>
+            <w:tcW w:w="1170" w:type="dxa"/>
             <w:tcBorders>
               <w:bottom w:val="single" w:sz="8" w:space="0" w:color="000000"/>
             </w:tcBorders>
@@ -559,7 +570,7 @@
         </w:tc>
         <w:tc>
           <w:tcPr>
-            <w:tcW w:w="1337" w:type="dxa"/>
+            <w:tcW w:w="1170" w:type="dxa"/>
             <w:tcBorders>
               <w:bottom w:val="single" w:sz="8" w:space="0" w:color="000000"/>
             </w:tcBorders>
@@ -575,13 +586,13 @@
                 <w:sz w:val="20"/>
                 <w:szCs w:val="20"/>
               </w:rPr>
-              <w:t>Vina预测打分 (kcal/mol)</w:t>
-            </w:r>
-          </w:p>
-        </w:tc>
-        <w:tc>
-          <w:tcPr>
-            <w:tcW w:w="1337" w:type="dxa"/>
+              <w:t>最优Vina打分 (kcal/mol)</w:t>
+            </w:r>
+          </w:p>
+        </w:tc>
+        <w:tc>
+          <w:tcPr>
+            <w:tcW w:w="1170" w:type="dxa"/>
             <w:tcBorders>
               <w:bottom w:val="single" w:sz="8" w:space="0" w:color="000000"/>
             </w:tcBorders>
@@ -597,6 +608,28 @@
                 <w:sz w:val="20"/>
                 <w:szCs w:val="20"/>
               </w:rPr>
+              <w:t>三次运行均值±SD (kcal/mol)</w:t>
+            </w:r>
+          </w:p>
+        </w:tc>
+        <w:tc>
+          <w:tcPr>
+            <w:tcW w:w="1170" w:type="dxa"/>
+            <w:tcBorders>
+              <w:bottom w:val="single" w:sz="8" w:space="0" w:color="000000"/>
+            </w:tcBorders>
+            <w:vAlign w:val="center"/>
+          </w:tcPr>
+          <w:p>
+            <w:pPr>
+              <w:pStyle w:val="TableText"/>
+              <w:spacing w:before="0" w:after="0" w:line="240" w:lineRule="auto"/>
+            </w:pPr>
+            <w:r>
+              <w:rPr>
+                <w:sz w:val="20"/>
+                <w:szCs w:val="20"/>
+              </w:rPr>
               <w:t>PAS结合位点对接状态及结构特征分析</w:t>
             </w:r>
           </w:p>
@@ -605,7 +638,7 @@
       <w:tr>
         <w:tc>
           <w:tcPr>
-            <w:tcW w:w="1337" w:type="dxa"/>
+            <w:tcW w:w="1170" w:type="dxa"/>
             <w:vAlign w:val="center"/>
           </w:tcPr>
           <w:p>
@@ -624,7 +657,7 @@
         </w:tc>
         <w:tc>
           <w:tcPr>
-            <w:tcW w:w="1337" w:type="dxa"/>
+            <w:tcW w:w="1170" w:type="dxa"/>
             <w:vAlign w:val="center"/>
           </w:tcPr>
           <w:p>
@@ -643,7 +676,7 @@
         </w:tc>
         <w:tc>
           <w:tcPr>
-            <w:tcW w:w="1337" w:type="dxa"/>
+            <w:tcW w:w="1170" w:type="dxa"/>
             <w:vAlign w:val="center"/>
           </w:tcPr>
           <w:p>
@@ -662,7 +695,7 @@
         </w:tc>
         <w:tc>
           <w:tcPr>
-            <w:tcW w:w="1337" w:type="dxa"/>
+            <w:tcW w:w="1170" w:type="dxa"/>
             <w:vAlign w:val="center"/>
           </w:tcPr>
           <w:p>
@@ -681,7 +714,7 @@
         </w:tc>
         <w:tc>
           <w:tcPr>
-            <w:tcW w:w="1337" w:type="dxa"/>
+            <w:tcW w:w="1170" w:type="dxa"/>
             <w:vAlign w:val="center"/>
           </w:tcPr>
           <w:p>
@@ -700,26 +733,45 @@
         </w:tc>
         <w:tc>
           <w:tcPr>
-            <w:tcW w:w="1337" w:type="dxa"/>
-            <w:vAlign w:val="center"/>
-          </w:tcPr>
-          <w:p>
-            <w:pPr>
-              <w:pStyle w:val="TableText"/>
-              <w:spacing w:before="0" w:after="0" w:line="240" w:lineRule="auto"/>
-            </w:pPr>
-            <w:r>
-              <w:rPr>
-                <w:sz w:val="20"/>
-                <w:szCs w:val="20"/>
-              </w:rPr>
-              <w:t>-9.29 ± 0.11</w:t>
-            </w:r>
-          </w:p>
-        </w:tc>
-        <w:tc>
-          <w:tcPr>
-            <w:tcW w:w="1337" w:type="dxa"/>
+            <w:tcW w:w="1170" w:type="dxa"/>
+            <w:vAlign w:val="center"/>
+          </w:tcPr>
+          <w:p>
+            <w:pPr>
+              <w:pStyle w:val="TableText"/>
+              <w:spacing w:before="0" w:after="0" w:line="240" w:lineRule="auto"/>
+            </w:pPr>
+            <w:r>
+              <w:rPr>
+                <w:sz w:val="20"/>
+                <w:szCs w:val="20"/>
+              </w:rPr>
+              <w:t>-9.29</w:t>
+            </w:r>
+          </w:p>
+        </w:tc>
+        <w:tc>
+          <w:tcPr>
+            <w:tcW w:w="1170" w:type="dxa"/>
+            <w:vAlign w:val="center"/>
+          </w:tcPr>
+          <w:p>
+            <w:pPr>
+              <w:pStyle w:val="TableText"/>
+              <w:spacing w:before="0" w:after="0" w:line="240" w:lineRule="auto"/>
+            </w:pPr>
+            <w:r>
+              <w:rPr>
+                <w:sz w:val="20"/>
+                <w:szCs w:val="20"/>
+              </w:rPr>
+              <w:t>-9.18 ± 0.11</w:t>
+            </w:r>
+          </w:p>
+        </w:tc>
+        <w:tc>
+          <w:tcPr>
+            <w:tcW w:w="1170" w:type="dxa"/>
             <w:vAlign w:val="center"/>
           </w:tcPr>
           <w:p>
@@ -740,7 +792,7 @@
       <w:tr>
         <w:tc>
           <w:tcPr>
-            <w:tcW w:w="1337" w:type="dxa"/>
+            <w:tcW w:w="1170" w:type="dxa"/>
             <w:vAlign w:val="center"/>
           </w:tcPr>
           <w:p>
@@ -759,7 +811,7 @@
         </w:tc>
         <w:tc>
           <w:tcPr>
-            <w:tcW w:w="1337" w:type="dxa"/>
+            <w:tcW w:w="1170" w:type="dxa"/>
             <w:vAlign w:val="center"/>
           </w:tcPr>
           <w:p>
@@ -778,7 +830,7 @@
         </w:tc>
         <w:tc>
           <w:tcPr>
-            <w:tcW w:w="1337" w:type="dxa"/>
+            <w:tcW w:w="1170" w:type="dxa"/>
             <w:vAlign w:val="center"/>
           </w:tcPr>
           <w:p>
@@ -797,7 +849,7 @@
         </w:tc>
         <w:tc>
           <w:tcPr>
-            <w:tcW w:w="1337" w:type="dxa"/>
+            <w:tcW w:w="1170" w:type="dxa"/>
             <w:vAlign w:val="center"/>
           </w:tcPr>
           <w:p>
@@ -816,7 +868,7 @@
         </w:tc>
         <w:tc>
           <w:tcPr>
-            <w:tcW w:w="1337" w:type="dxa"/>
+            <w:tcW w:w="1170" w:type="dxa"/>
             <w:vAlign w:val="center"/>
           </w:tcPr>
           <w:p>
@@ -835,26 +887,45 @@
         </w:tc>
         <w:tc>
           <w:tcPr>
-            <w:tcW w:w="1337" w:type="dxa"/>
-            <w:vAlign w:val="center"/>
-          </w:tcPr>
-          <w:p>
-            <w:pPr>
-              <w:pStyle w:val="TableText"/>
-              <w:spacing w:before="0" w:after="0" w:line="240" w:lineRule="auto"/>
-            </w:pPr>
-            <w:r>
-              <w:rPr>
-                <w:sz w:val="20"/>
-                <w:szCs w:val="20"/>
-              </w:rPr>
-              <w:t>-9.27 ± 0.09</w:t>
-            </w:r>
-          </w:p>
-        </w:tc>
-        <w:tc>
-          <w:tcPr>
-            <w:tcW w:w="1337" w:type="dxa"/>
+            <w:tcW w:w="1170" w:type="dxa"/>
+            <w:vAlign w:val="center"/>
+          </w:tcPr>
+          <w:p>
+            <w:pPr>
+              <w:pStyle w:val="TableText"/>
+              <w:spacing w:before="0" w:after="0" w:line="240" w:lineRule="auto"/>
+            </w:pPr>
+            <w:r>
+              <w:rPr>
+                <w:sz w:val="20"/>
+                <w:szCs w:val="20"/>
+              </w:rPr>
+              <w:t>-9.27</w:t>
+            </w:r>
+          </w:p>
+        </w:tc>
+        <w:tc>
+          <w:tcPr>
+            <w:tcW w:w="1170" w:type="dxa"/>
+            <w:vAlign w:val="center"/>
+          </w:tcPr>
+          <w:p>
+            <w:pPr>
+              <w:pStyle w:val="TableText"/>
+              <w:spacing w:before="0" w:after="0" w:line="240" w:lineRule="auto"/>
+            </w:pPr>
+            <w:r>
+              <w:rPr>
+                <w:sz w:val="20"/>
+                <w:szCs w:val="20"/>
+              </w:rPr>
+              <w:t>-8.96 ± 0.48</w:t>
+            </w:r>
+          </w:p>
+        </w:tc>
+        <w:tc>
+          <w:tcPr>
+            <w:tcW w:w="1170" w:type="dxa"/>
             <w:vAlign w:val="center"/>
           </w:tcPr>
           <w:p>
@@ -875,7 +946,7 @@
       <w:tr>
         <w:tc>
           <w:tcPr>
-            <w:tcW w:w="1337" w:type="dxa"/>
+            <w:tcW w:w="1170" w:type="dxa"/>
             <w:vAlign w:val="center"/>
           </w:tcPr>
           <w:p>
@@ -894,7 +965,7 @@
         </w:tc>
         <w:tc>
           <w:tcPr>
-            <w:tcW w:w="1337" w:type="dxa"/>
+            <w:tcW w:w="1170" w:type="dxa"/>
             <w:vAlign w:val="center"/>
           </w:tcPr>
           <w:p>
@@ -913,7 +984,7 @@
         </w:tc>
         <w:tc>
           <w:tcPr>
-            <w:tcW w:w="1337" w:type="dxa"/>
+            <w:tcW w:w="1170" w:type="dxa"/>
             <w:vAlign w:val="center"/>
           </w:tcPr>
           <w:p>
@@ -932,7 +1003,7 @@
         </w:tc>
         <w:tc>
           <w:tcPr>
-            <w:tcW w:w="1337" w:type="dxa"/>
+            <w:tcW w:w="1170" w:type="dxa"/>
             <w:vAlign w:val="center"/>
           </w:tcPr>
           <w:p>
@@ -951,7 +1022,7 @@
         </w:tc>
         <w:tc>
           <w:tcPr>
-            <w:tcW w:w="1337" w:type="dxa"/>
+            <w:tcW w:w="1170" w:type="dxa"/>
             <w:vAlign w:val="center"/>
           </w:tcPr>
           <w:p>
@@ -970,39 +1041,58 @@
         </w:tc>
         <w:tc>
           <w:tcPr>
-            <w:tcW w:w="1337" w:type="dxa"/>
-            <w:vAlign w:val="center"/>
-          </w:tcPr>
-          <w:p>
-            <w:pPr>
-              <w:pStyle w:val="TableText"/>
-              <w:spacing w:before="0" w:after="0" w:line="240" w:lineRule="auto"/>
-            </w:pPr>
-            <w:r>
-              <w:rPr>
-                <w:sz w:val="20"/>
-                <w:szCs w:val="20"/>
-              </w:rPr>
-              <w:t>-9.60 ± 0.08</w:t>
-            </w:r>
-          </w:p>
-        </w:tc>
-        <w:tc>
-          <w:tcPr>
-            <w:tcW w:w="1337" w:type="dxa"/>
-            <w:vAlign w:val="center"/>
-          </w:tcPr>
-          <w:p>
-            <w:pPr>
-              <w:pStyle w:val="TableText"/>
-              <w:spacing w:before="0" w:after="0" w:line="240" w:lineRule="auto"/>
-            </w:pPr>
-            <w:r>
-              <w:rPr>
-                <w:sz w:val="20"/>
-                <w:szCs w:val="20"/>
-              </w:rPr>
-              <w:t>高度对接至经典PAS位点；广泛结合PAS核心Asp74、Tyr72、His287，并与Leu289、Phe295、Tyr337形成密集网络，对接打分最高</w:t>
+            <w:tcW w:w="1170" w:type="dxa"/>
+            <w:vAlign w:val="center"/>
+          </w:tcPr>
+          <w:p>
+            <w:pPr>
+              <w:pStyle w:val="TableText"/>
+              <w:spacing w:before="0" w:after="0" w:line="240" w:lineRule="auto"/>
+            </w:pPr>
+            <w:r>
+              <w:rPr>
+                <w:sz w:val="20"/>
+                <w:szCs w:val="20"/>
+              </w:rPr>
+              <w:t>-9.60</w:t>
+            </w:r>
+          </w:p>
+        </w:tc>
+        <w:tc>
+          <w:tcPr>
+            <w:tcW w:w="1170" w:type="dxa"/>
+            <w:vAlign w:val="center"/>
+          </w:tcPr>
+          <w:p>
+            <w:pPr>
+              <w:pStyle w:val="TableText"/>
+              <w:spacing w:before="0" w:after="0" w:line="240" w:lineRule="auto"/>
+            </w:pPr>
+            <w:r>
+              <w:rPr>
+                <w:sz w:val="20"/>
+                <w:szCs w:val="20"/>
+              </w:rPr>
+              <w:t>-8.77 ± 1.41</w:t>
+            </w:r>
+          </w:p>
+        </w:tc>
+        <w:tc>
+          <w:tcPr>
+            <w:tcW w:w="1170" w:type="dxa"/>
+            <w:vAlign w:val="center"/>
+          </w:tcPr>
+          <w:p>
+            <w:pPr>
+              <w:pStyle w:val="TableText"/>
+              <w:spacing w:before="0" w:after="0" w:line="240" w:lineRule="auto"/>
+            </w:pPr>
+            <w:r>
+              <w:rPr>
+                <w:sz w:val="20"/>
+                <w:szCs w:val="20"/>
+              </w:rPr>
+              <w:t>高度对接至经典PAS位点；广泛结合PAS核心Asp74、Tyr72、His287，并与Leu289、Phe295、Tyr337形成密集网络；最优单次打分最高，三次运行SD最大</w:t>
             </w:r>
           </w:p>
         </w:tc>
@@ -1010,7 +1100,7 @@
       <w:tr>
         <w:tc>
           <w:tcPr>
-            <w:tcW w:w="1337" w:type="dxa"/>
+            <w:tcW w:w="1170" w:type="dxa"/>
             <w:vAlign w:val="center"/>
           </w:tcPr>
           <w:p>
@@ -1029,7 +1119,7 @@
         </w:tc>
         <w:tc>
           <w:tcPr>
-            <w:tcW w:w="1337" w:type="dxa"/>
+            <w:tcW w:w="1170" w:type="dxa"/>
             <w:vAlign w:val="center"/>
           </w:tcPr>
           <w:p>
@@ -1048,7 +1138,7 @@
         </w:tc>
         <w:tc>
           <w:tcPr>
-            <w:tcW w:w="1337" w:type="dxa"/>
+            <w:tcW w:w="1170" w:type="dxa"/>
             <w:vAlign w:val="center"/>
           </w:tcPr>
           <w:p>
@@ -1067,7 +1157,7 @@
         </w:tc>
         <w:tc>
           <w:tcPr>
-            <w:tcW w:w="1337" w:type="dxa"/>
+            <w:tcW w:w="1170" w:type="dxa"/>
             <w:vAlign w:val="center"/>
           </w:tcPr>
           <w:p>
@@ -1086,7 +1176,7 @@
         </w:tc>
         <w:tc>
           <w:tcPr>
-            <w:tcW w:w="1337" w:type="dxa"/>
+            <w:tcW w:w="1170" w:type="dxa"/>
             <w:vAlign w:val="center"/>
           </w:tcPr>
           <w:p>
@@ -1105,26 +1195,45 @@
         </w:tc>
         <w:tc>
           <w:tcPr>
-            <w:tcW w:w="1337" w:type="dxa"/>
-            <w:vAlign w:val="center"/>
-          </w:tcPr>
-          <w:p>
-            <w:pPr>
-              <w:pStyle w:val="TableText"/>
-              <w:spacing w:before="0" w:after="0" w:line="240" w:lineRule="auto"/>
-            </w:pPr>
-            <w:r>
-              <w:rPr>
-                <w:sz w:val="20"/>
-                <w:szCs w:val="20"/>
-              </w:rPr>
-              <w:t>-8.88 ± 0.05</w:t>
-            </w:r>
-          </w:p>
-        </w:tc>
-        <w:tc>
-          <w:tcPr>
-            <w:tcW w:w="1337" w:type="dxa"/>
+            <w:tcW w:w="1170" w:type="dxa"/>
+            <w:vAlign w:val="center"/>
+          </w:tcPr>
+          <w:p>
+            <w:pPr>
+              <w:pStyle w:val="TableText"/>
+              <w:spacing w:before="0" w:after="0" w:line="240" w:lineRule="auto"/>
+            </w:pPr>
+            <w:r>
+              <w:rPr>
+                <w:sz w:val="20"/>
+                <w:szCs w:val="20"/>
+              </w:rPr>
+              <w:t>-8.88</w:t>
+            </w:r>
+          </w:p>
+        </w:tc>
+        <w:tc>
+          <w:tcPr>
+            <w:tcW w:w="1170" w:type="dxa"/>
+            <w:vAlign w:val="center"/>
+          </w:tcPr>
+          <w:p>
+            <w:pPr>
+              <w:pStyle w:val="TableText"/>
+              <w:spacing w:before="0" w:after="0" w:line="240" w:lineRule="auto"/>
+            </w:pPr>
+            <w:r>
+              <w:rPr>
+                <w:sz w:val="20"/>
+                <w:szCs w:val="20"/>
+              </w:rPr>
+              <w:t>-8.69 ± 0.20</w:t>
+            </w:r>
+          </w:p>
+        </w:tc>
+        <w:tc>
+          <w:tcPr>
+            <w:tcW w:w="1170" w:type="dxa"/>
             <w:vAlign w:val="center"/>
           </w:tcPr>
           <w:p>
@@ -1145,7 +1254,7 @@
       <w:tr>
         <w:tc>
           <w:tcPr>
-            <w:tcW w:w="1337" w:type="dxa"/>
+            <w:tcW w:w="1170" w:type="dxa"/>
             <w:vAlign w:val="center"/>
           </w:tcPr>
           <w:p>
@@ -1164,7 +1273,7 @@
         </w:tc>
         <w:tc>
           <w:tcPr>
-            <w:tcW w:w="1337" w:type="dxa"/>
+            <w:tcW w:w="1170" w:type="dxa"/>
             <w:vAlign w:val="center"/>
           </w:tcPr>
           <w:p>
@@ -1183,7 +1292,7 @@
         </w:tc>
         <w:tc>
           <w:tcPr>
-            <w:tcW w:w="1337" w:type="dxa"/>
+            <w:tcW w:w="1170" w:type="dxa"/>
             <w:vAlign w:val="center"/>
           </w:tcPr>
           <w:p>
@@ -1202,7 +1311,7 @@
         </w:tc>
         <w:tc>
           <w:tcPr>
-            <w:tcW w:w="1337" w:type="dxa"/>
+            <w:tcW w:w="1170" w:type="dxa"/>
             <w:vAlign w:val="center"/>
           </w:tcPr>
           <w:p>
@@ -1221,7 +1330,7 @@
         </w:tc>
         <w:tc>
           <w:tcPr>
-            <w:tcW w:w="1337" w:type="dxa"/>
+            <w:tcW w:w="1170" w:type="dxa"/>
             <w:vAlign w:val="center"/>
           </w:tcPr>
           <w:p>
@@ -1240,26 +1349,45 @@
         </w:tc>
         <w:tc>
           <w:tcPr>
-            <w:tcW w:w="1337" w:type="dxa"/>
-            <w:vAlign w:val="center"/>
-          </w:tcPr>
-          <w:p>
-            <w:pPr>
-              <w:pStyle w:val="TableText"/>
-              <w:spacing w:before="0" w:after="0" w:line="240" w:lineRule="auto"/>
-            </w:pPr>
-            <w:r>
-              <w:rPr>
-                <w:sz w:val="20"/>
-                <w:szCs w:val="20"/>
-              </w:rPr>
-              <w:t>-8.35 ± 0.12</w:t>
-            </w:r>
-          </w:p>
-        </w:tc>
-        <w:tc>
-          <w:tcPr>
-            <w:tcW w:w="1337" w:type="dxa"/>
+            <w:tcW w:w="1170" w:type="dxa"/>
+            <w:vAlign w:val="center"/>
+          </w:tcPr>
+          <w:p>
+            <w:pPr>
+              <w:pStyle w:val="TableText"/>
+              <w:spacing w:before="0" w:after="0" w:line="240" w:lineRule="auto"/>
+            </w:pPr>
+            <w:r>
+              <w:rPr>
+                <w:sz w:val="20"/>
+                <w:szCs w:val="20"/>
+              </w:rPr>
+              <w:t>-8.35</w:t>
+            </w:r>
+          </w:p>
+        </w:tc>
+        <w:tc>
+          <w:tcPr>
+            <w:tcW w:w="1170" w:type="dxa"/>
+            <w:vAlign w:val="center"/>
+          </w:tcPr>
+          <w:p>
+            <w:pPr>
+              <w:pStyle w:val="TableText"/>
+              <w:spacing w:before="0" w:after="0" w:line="240" w:lineRule="auto"/>
+            </w:pPr>
+            <w:r>
+              <w:rPr>
+                <w:sz w:val="20"/>
+                <w:szCs w:val="20"/>
+              </w:rPr>
+              <w:t>-8.28 ± 0.07</w:t>
+            </w:r>
+          </w:p>
+        </w:tc>
+        <w:tc>
+          <w:tcPr>
+            <w:tcW w:w="1170" w:type="dxa"/>
             <w:vAlign w:val="center"/>
           </w:tcPr>
           <w:p>
@@ -1280,7 +1408,7 @@
       <w:tr>
         <w:tc>
           <w:tcPr>
-            <w:tcW w:w="1337" w:type="dxa"/>
+            <w:tcW w:w="1170" w:type="dxa"/>
             <w:vAlign w:val="center"/>
           </w:tcPr>
           <w:p>
@@ -1299,7 +1427,7 @@
         </w:tc>
         <w:tc>
           <w:tcPr>
-            <w:tcW w:w="1337" w:type="dxa"/>
+            <w:tcW w:w="1170" w:type="dxa"/>
             <w:vAlign w:val="center"/>
           </w:tcPr>
           <w:p>
@@ -1318,7 +1446,7 @@
         </w:tc>
         <w:tc>
           <w:tcPr>
-            <w:tcW w:w="1337" w:type="dxa"/>
+            <w:tcW w:w="1170" w:type="dxa"/>
             <w:vAlign w:val="center"/>
           </w:tcPr>
           <w:p>
@@ -1337,7 +1465,7 @@
         </w:tc>
         <w:tc>
           <w:tcPr>
-            <w:tcW w:w="1337" w:type="dxa"/>
+            <w:tcW w:w="1170" w:type="dxa"/>
             <w:vAlign w:val="center"/>
           </w:tcPr>
           <w:p>
@@ -1356,7 +1484,7 @@
         </w:tc>
         <w:tc>
           <w:tcPr>
-            <w:tcW w:w="1337" w:type="dxa"/>
+            <w:tcW w:w="1170" w:type="dxa"/>
             <w:vAlign w:val="center"/>
           </w:tcPr>
           <w:p>
@@ -1375,26 +1503,45 @@
         </w:tc>
         <w:tc>
           <w:tcPr>
-            <w:tcW w:w="1337" w:type="dxa"/>
-            <w:vAlign w:val="center"/>
-          </w:tcPr>
-          <w:p>
-            <w:pPr>
-              <w:pStyle w:val="TableText"/>
-              <w:spacing w:before="0" w:after="0" w:line="240" w:lineRule="auto"/>
-            </w:pPr>
-            <w:r>
-              <w:rPr>
-                <w:sz w:val="20"/>
-                <w:szCs w:val="20"/>
-              </w:rPr>
-              <w:t>-8.25 ± 0.09</w:t>
-            </w:r>
-          </w:p>
-        </w:tc>
-        <w:tc>
-          <w:tcPr>
-            <w:tcW w:w="1337" w:type="dxa"/>
+            <w:tcW w:w="1170" w:type="dxa"/>
+            <w:vAlign w:val="center"/>
+          </w:tcPr>
+          <w:p>
+            <w:pPr>
+              <w:pStyle w:val="TableText"/>
+              <w:spacing w:before="0" w:after="0" w:line="240" w:lineRule="auto"/>
+            </w:pPr>
+            <w:r>
+              <w:rPr>
+                <w:sz w:val="20"/>
+                <w:szCs w:val="20"/>
+              </w:rPr>
+              <w:t>-8.25</w:t>
+            </w:r>
+          </w:p>
+        </w:tc>
+        <w:tc>
+          <w:tcPr>
+            <w:tcW w:w="1170" w:type="dxa"/>
+            <w:vAlign w:val="center"/>
+          </w:tcPr>
+          <w:p>
+            <w:pPr>
+              <w:pStyle w:val="TableText"/>
+              <w:spacing w:before="0" w:after="0" w:line="240" w:lineRule="auto"/>
+            </w:pPr>
+            <w:r>
+              <w:rPr>
+                <w:sz w:val="20"/>
+                <w:szCs w:val="20"/>
+              </w:rPr>
+              <w:t>-8.07 ± 0.16</w:t>
+            </w:r>
+          </w:p>
+        </w:tc>
+        <w:tc>
+          <w:tcPr>
+            <w:tcW w:w="1170" w:type="dxa"/>
             <w:vAlign w:val="center"/>
           </w:tcPr>
           <w:p>
@@ -1415,7 +1562,7 @@
       <w:tr>
         <w:tc>
           <w:tcPr>
-            <w:tcW w:w="1337" w:type="dxa"/>
+            <w:tcW w:w="1170" w:type="dxa"/>
             <w:vAlign w:val="center"/>
           </w:tcPr>
           <w:p>
@@ -1434,7 +1581,7 @@
         </w:tc>
         <w:tc>
           <w:tcPr>
-            <w:tcW w:w="1337" w:type="dxa"/>
+            <w:tcW w:w="1170" w:type="dxa"/>
             <w:vAlign w:val="center"/>
           </w:tcPr>
           <w:p>
@@ -1453,7 +1600,7 @@
         </w:tc>
         <w:tc>
           <w:tcPr>
-            <w:tcW w:w="1337" w:type="dxa"/>
+            <w:tcW w:w="1170" w:type="dxa"/>
             <w:vAlign w:val="center"/>
           </w:tcPr>
           <w:p>
@@ -1472,7 +1619,7 @@
         </w:tc>
         <w:tc>
           <w:tcPr>
-            <w:tcW w:w="1337" w:type="dxa"/>
+            <w:tcW w:w="1170" w:type="dxa"/>
             <w:vAlign w:val="center"/>
           </w:tcPr>
           <w:p>
@@ -1491,7 +1638,7 @@
         </w:tc>
         <w:tc>
           <w:tcPr>
-            <w:tcW w:w="1337" w:type="dxa"/>
+            <w:tcW w:w="1170" w:type="dxa"/>
             <w:vAlign w:val="center"/>
           </w:tcPr>
           <w:p>
@@ -1510,26 +1657,45 @@
         </w:tc>
         <w:tc>
           <w:tcPr>
-            <w:tcW w:w="1337" w:type="dxa"/>
-            <w:vAlign w:val="center"/>
-          </w:tcPr>
-          <w:p>
-            <w:pPr>
-              <w:pStyle w:val="TableText"/>
-              <w:spacing w:before="0" w:after="0" w:line="240" w:lineRule="auto"/>
-            </w:pPr>
-            <w:r>
-              <w:rPr>
-                <w:sz w:val="20"/>
-                <w:szCs w:val="20"/>
-              </w:rPr>
-              <w:t>-9.01 ± 0.06</w:t>
-            </w:r>
-          </w:p>
-        </w:tc>
-        <w:tc>
-          <w:tcPr>
-            <w:tcW w:w="1337" w:type="dxa"/>
+            <w:tcW w:w="1170" w:type="dxa"/>
+            <w:vAlign w:val="center"/>
+          </w:tcPr>
+          <w:p>
+            <w:pPr>
+              <w:pStyle w:val="TableText"/>
+              <w:spacing w:before="0" w:after="0" w:line="240" w:lineRule="auto"/>
+            </w:pPr>
+            <w:r>
+              <w:rPr>
+                <w:sz w:val="20"/>
+                <w:szCs w:val="20"/>
+              </w:rPr>
+              <w:t>-9.01</w:t>
+            </w:r>
+          </w:p>
+        </w:tc>
+        <w:tc>
+          <w:tcPr>
+            <w:tcW w:w="1170" w:type="dxa"/>
+            <w:vAlign w:val="center"/>
+          </w:tcPr>
+          <w:p>
+            <w:pPr>
+              <w:pStyle w:val="TableText"/>
+              <w:spacing w:before="0" w:after="0" w:line="240" w:lineRule="auto"/>
+            </w:pPr>
+            <w:r>
+              <w:rPr>
+                <w:sz w:val="20"/>
+                <w:szCs w:val="20"/>
+              </w:rPr>
+              <w:t>-8.89 ± 0.16</w:t>
+            </w:r>
+          </w:p>
+        </w:tc>
+        <w:tc>
+          <w:tcPr>
+            <w:tcW w:w="1170" w:type="dxa"/>
             <w:vAlign w:val="center"/>
           </w:tcPr>
           <w:p>
@@ -1550,7 +1716,7 @@
       <w:tr>
         <w:tc>
           <w:tcPr>
-            <w:tcW w:w="1337" w:type="dxa"/>
+            <w:tcW w:w="1170" w:type="dxa"/>
             <w:vAlign w:val="center"/>
           </w:tcPr>
           <w:p>
@@ -1569,7 +1735,7 @@
         </w:tc>
         <w:tc>
           <w:tcPr>
-            <w:tcW w:w="1337" w:type="dxa"/>
+            <w:tcW w:w="1170" w:type="dxa"/>
             <w:vAlign w:val="center"/>
           </w:tcPr>
           <w:p>
@@ -1588,7 +1754,7 @@
         </w:tc>
         <w:tc>
           <w:tcPr>
-            <w:tcW w:w="1337" w:type="dxa"/>
+            <w:tcW w:w="1170" w:type="dxa"/>
             <w:vAlign w:val="center"/>
           </w:tcPr>
           <w:p>
@@ -1607,7 +1773,7 @@
         </w:tc>
         <w:tc>
           <w:tcPr>
-            <w:tcW w:w="1337" w:type="dxa"/>
+            <w:tcW w:w="1170" w:type="dxa"/>
             <w:vAlign w:val="center"/>
           </w:tcPr>
           <w:p>
@@ -1626,7 +1792,7 @@
         </w:tc>
         <w:tc>
           <w:tcPr>
-            <w:tcW w:w="1337" w:type="dxa"/>
+            <w:tcW w:w="1170" w:type="dxa"/>
             <w:vAlign w:val="center"/>
           </w:tcPr>
           <w:p>
@@ -1645,26 +1811,45 @@
         </w:tc>
         <w:tc>
           <w:tcPr>
-            <w:tcW w:w="1337" w:type="dxa"/>
-            <w:vAlign w:val="center"/>
-          </w:tcPr>
-          <w:p>
-            <w:pPr>
-              <w:pStyle w:val="TableText"/>
-              <w:spacing w:before="0" w:after="0" w:line="240" w:lineRule="auto"/>
-            </w:pPr>
-            <w:r>
-              <w:rPr>
-                <w:sz w:val="20"/>
-                <w:szCs w:val="20"/>
-              </w:rPr>
-              <w:t>-8.91 ± 0.08</w:t>
-            </w:r>
-          </w:p>
-        </w:tc>
-        <w:tc>
-          <w:tcPr>
-            <w:tcW w:w="1337" w:type="dxa"/>
+            <w:tcW w:w="1170" w:type="dxa"/>
+            <w:vAlign w:val="center"/>
+          </w:tcPr>
+          <w:p>
+            <w:pPr>
+              <w:pStyle w:val="TableText"/>
+              <w:spacing w:before="0" w:after="0" w:line="240" w:lineRule="auto"/>
+            </w:pPr>
+            <w:r>
+              <w:rPr>
+                <w:sz w:val="20"/>
+                <w:szCs w:val="20"/>
+              </w:rPr>
+              <w:t>-8.91</w:t>
+            </w:r>
+          </w:p>
+        </w:tc>
+        <w:tc>
+          <w:tcPr>
+            <w:tcW w:w="1170" w:type="dxa"/>
+            <w:vAlign w:val="center"/>
+          </w:tcPr>
+          <w:p>
+            <w:pPr>
+              <w:pStyle w:val="TableText"/>
+              <w:spacing w:before="0" w:after="0" w:line="240" w:lineRule="auto"/>
+            </w:pPr>
+            <w:r>
+              <w:rPr>
+                <w:sz w:val="20"/>
+                <w:szCs w:val="20"/>
+              </w:rPr>
+              <w:t>-8.78 ± 0.11</w:t>
+            </w:r>
+          </w:p>
+        </w:tc>
+        <w:tc>
+          <w:tcPr>
+            <w:tcW w:w="1170" w:type="dxa"/>
             <w:vAlign w:val="center"/>
           </w:tcPr>
           <w:p>
@@ -1685,7 +1870,7 @@
       <w:tr>
         <w:tc>
           <w:tcPr>
-            <w:tcW w:w="1337" w:type="dxa"/>
+            <w:tcW w:w="1170" w:type="dxa"/>
             <w:vAlign w:val="center"/>
           </w:tcPr>
           <w:p>
@@ -1704,7 +1889,7 @@
         </w:tc>
         <w:tc>
           <w:tcPr>
-            <w:tcW w:w="1337" w:type="dxa"/>
+            <w:tcW w:w="1170" w:type="dxa"/>
             <w:vAlign w:val="center"/>
           </w:tcPr>
           <w:p>
@@ -1723,7 +1908,7 @@
         </w:tc>
         <w:tc>
           <w:tcPr>
-            <w:tcW w:w="1337" w:type="dxa"/>
+            <w:tcW w:w="1170" w:type="dxa"/>
             <w:vAlign w:val="center"/>
           </w:tcPr>
           <w:p>
@@ -1742,7 +1927,7 @@
         </w:tc>
         <w:tc>
           <w:tcPr>
-            <w:tcW w:w="1337" w:type="dxa"/>
+            <w:tcW w:w="1170" w:type="dxa"/>
             <w:vAlign w:val="center"/>
           </w:tcPr>
           <w:p>
@@ -1761,7 +1946,7 @@
         </w:tc>
         <w:tc>
           <w:tcPr>
-            <w:tcW w:w="1337" w:type="dxa"/>
+            <w:tcW w:w="1170" w:type="dxa"/>
             <w:vAlign w:val="center"/>
           </w:tcPr>
           <w:p>
@@ -1780,39 +1965,58 @@
         </w:tc>
         <w:tc>
           <w:tcPr>
-            <w:tcW w:w="1337" w:type="dxa"/>
-            <w:vAlign w:val="center"/>
-          </w:tcPr>
-          <w:p>
-            <w:pPr>
-              <w:pStyle w:val="TableText"/>
-              <w:spacing w:before="0" w:after="0" w:line="240" w:lineRule="auto"/>
-            </w:pPr>
-            <w:r>
-              <w:rPr>
-                <w:sz w:val="20"/>
-                <w:szCs w:val="20"/>
-              </w:rPr>
-              <w:t>-8.94 ± 0.10</w:t>
-            </w:r>
-          </w:p>
-        </w:tc>
-        <w:tc>
-          <w:tcPr>
-            <w:tcW w:w="1337" w:type="dxa"/>
-            <w:vAlign w:val="center"/>
-          </w:tcPr>
-          <w:p>
-            <w:pPr>
-              <w:pStyle w:val="TableText"/>
-              <w:spacing w:before="0" w:after="0" w:line="240" w:lineRule="auto"/>
-            </w:pPr>
-            <w:r>
-              <w:rPr>
-                <w:sz w:val="20"/>
-                <w:szCs w:val="20"/>
-              </w:rPr>
-              <w:t>双位点跨越式结合（PAS + 催化活性中心）；直接锚定PAS门控残基Trp286与Tyr341，纵贯峡部接触Phe295、Tyr337并深达催化His447，氢键数最多（10个）</w:t>
+            <w:tcW w:w="1170" w:type="dxa"/>
+            <w:vAlign w:val="center"/>
+          </w:tcPr>
+          <w:p>
+            <w:pPr>
+              <w:pStyle w:val="TableText"/>
+              <w:spacing w:before="0" w:after="0" w:line="240" w:lineRule="auto"/>
+            </w:pPr>
+            <w:r>
+              <w:rPr>
+                <w:sz w:val="20"/>
+                <w:szCs w:val="20"/>
+              </w:rPr>
+              <w:t>-8.94</w:t>
+            </w:r>
+          </w:p>
+        </w:tc>
+        <w:tc>
+          <w:tcPr>
+            <w:tcW w:w="1170" w:type="dxa"/>
+            <w:vAlign w:val="center"/>
+          </w:tcPr>
+          <w:p>
+            <w:pPr>
+              <w:pStyle w:val="TableText"/>
+              <w:spacing w:before="0" w:after="0" w:line="240" w:lineRule="auto"/>
+            </w:pPr>
+            <w:r>
+              <w:rPr>
+                <w:sz w:val="20"/>
+                <w:szCs w:val="20"/>
+              </w:rPr>
+              <w:t>-8.91 ± 0.05</w:t>
+            </w:r>
+          </w:p>
+        </w:tc>
+        <w:tc>
+          <w:tcPr>
+            <w:tcW w:w="1170" w:type="dxa"/>
+            <w:vAlign w:val="center"/>
+          </w:tcPr>
+          <w:p>
+            <w:pPr>
+              <w:pStyle w:val="TableText"/>
+              <w:spacing w:before="0" w:after="0" w:line="240" w:lineRule="auto"/>
+            </w:pPr>
+            <w:r>
+              <w:rPr>
+                <w:sz w:val="20"/>
+                <w:szCs w:val="20"/>
+              </w:rPr>
+              <w:t>双位点跨越式结合（PAS + 催化活性中心）；直接锚定PAS门控残基Trp286与Tyr341，纵贯峡部接触Phe295、Tyr337并深达催化His447；氢键数最多（10个），三次运行SD最小</w:t>
             </w:r>
           </w:p>
         </w:tc>
@@ -1820,7 +2024,7 @@
       <w:tr>
         <w:tc>
           <w:tcPr>
-            <w:tcW w:w="1337" w:type="dxa"/>
+            <w:tcW w:w="1170" w:type="dxa"/>
             <w:vAlign w:val="center"/>
           </w:tcPr>
           <w:p>
@@ -1839,7 +2043,7 @@
         </w:tc>
         <w:tc>
           <w:tcPr>
-            <w:tcW w:w="1337" w:type="dxa"/>
+            <w:tcW w:w="1170" w:type="dxa"/>
             <w:vAlign w:val="center"/>
           </w:tcPr>
           <w:p>
@@ -1858,7 +2062,7 @@
         </w:tc>
         <w:tc>
           <w:tcPr>
-            <w:tcW w:w="1337" w:type="dxa"/>
+            <w:tcW w:w="1170" w:type="dxa"/>
             <w:vAlign w:val="center"/>
           </w:tcPr>
           <w:p>
@@ -1877,7 +2081,7 @@
         </w:tc>
         <w:tc>
           <w:tcPr>
-            <w:tcW w:w="1337" w:type="dxa"/>
+            <w:tcW w:w="1170" w:type="dxa"/>
             <w:vAlign w:val="center"/>
           </w:tcPr>
           <w:p>
@@ -1896,7 +2100,7 @@
         </w:tc>
         <w:tc>
           <w:tcPr>
-            <w:tcW w:w="1337" w:type="dxa"/>
+            <w:tcW w:w="1170" w:type="dxa"/>
             <w:vAlign w:val="center"/>
           </w:tcPr>
           <w:p>
@@ -1915,26 +2119,45 @@
         </w:tc>
         <w:tc>
           <w:tcPr>
-            <w:tcW w:w="1337" w:type="dxa"/>
-            <w:vAlign w:val="center"/>
-          </w:tcPr>
-          <w:p>
-            <w:pPr>
-              <w:pStyle w:val="TableText"/>
-              <w:spacing w:before="0" w:after="0" w:line="240" w:lineRule="auto"/>
-            </w:pPr>
-            <w:r>
-              <w:rPr>
-                <w:sz w:val="20"/>
-                <w:szCs w:val="20"/>
-              </w:rPr>
-              <w:t>-8.94 ± 0.04</w:t>
-            </w:r>
-          </w:p>
-        </w:tc>
-        <w:tc>
-          <w:tcPr>
-            <w:tcW w:w="1337" w:type="dxa"/>
+            <w:tcW w:w="1170" w:type="dxa"/>
+            <w:vAlign w:val="center"/>
+          </w:tcPr>
+          <w:p>
+            <w:pPr>
+              <w:pStyle w:val="TableText"/>
+              <w:spacing w:before="0" w:after="0" w:line="240" w:lineRule="auto"/>
+            </w:pPr>
+            <w:r>
+              <w:rPr>
+                <w:sz w:val="20"/>
+                <w:szCs w:val="20"/>
+              </w:rPr>
+              <w:t>-8.94</w:t>
+            </w:r>
+          </w:p>
+        </w:tc>
+        <w:tc>
+          <w:tcPr>
+            <w:tcW w:w="1170" w:type="dxa"/>
+            <w:vAlign w:val="center"/>
+          </w:tcPr>
+          <w:p>
+            <w:pPr>
+              <w:pStyle w:val="TableText"/>
+              <w:spacing w:before="0" w:after="0" w:line="240" w:lineRule="auto"/>
+            </w:pPr>
+            <w:r>
+              <w:rPr>
+                <w:sz w:val="20"/>
+                <w:szCs w:val="20"/>
+              </w:rPr>
+              <w:t>-8.64 ± 0.26</w:t>
+            </w:r>
+          </w:p>
+        </w:tc>
+        <w:tc>
+          <w:tcPr>
+            <w:tcW w:w="1170" w:type="dxa"/>
             <w:vAlign w:val="center"/>
           </w:tcPr>
           <w:p>
@@ -1955,7 +2178,7 @@
       <w:tr>
         <w:tc>
           <w:tcPr>
-            <w:tcW w:w="1337" w:type="dxa"/>
+            <w:tcW w:w="1170" w:type="dxa"/>
             <w:vAlign w:val="center"/>
           </w:tcPr>
           <w:p>
@@ -1974,7 +2197,7 @@
         </w:tc>
         <w:tc>
           <w:tcPr>
-            <w:tcW w:w="1337" w:type="dxa"/>
+            <w:tcW w:w="1170" w:type="dxa"/>
             <w:vAlign w:val="center"/>
           </w:tcPr>
           <w:p>
@@ -1993,7 +2216,7 @@
         </w:tc>
         <w:tc>
           <w:tcPr>
-            <w:tcW w:w="1337" w:type="dxa"/>
+            <w:tcW w:w="1170" w:type="dxa"/>
             <w:vAlign w:val="center"/>
           </w:tcPr>
           <w:p>
@@ -2012,7 +2235,7 @@
         </w:tc>
         <w:tc>
           <w:tcPr>
-            <w:tcW w:w="1337" w:type="dxa"/>
+            <w:tcW w:w="1170" w:type="dxa"/>
             <w:vAlign w:val="center"/>
           </w:tcPr>
           <w:p>
@@ -2031,7 +2254,7 @@
         </w:tc>
         <w:tc>
           <w:tcPr>
-            <w:tcW w:w="1337" w:type="dxa"/>
+            <w:tcW w:w="1170" w:type="dxa"/>
             <w:vAlign w:val="center"/>
           </w:tcPr>
           <w:p>
@@ -2050,26 +2273,45 @@
         </w:tc>
         <w:tc>
           <w:tcPr>
-            <w:tcW w:w="1337" w:type="dxa"/>
-            <w:vAlign w:val="center"/>
-          </w:tcPr>
-          <w:p>
-            <w:pPr>
-              <w:pStyle w:val="TableText"/>
-              <w:spacing w:before="0" w:after="0" w:line="240" w:lineRule="auto"/>
-            </w:pPr>
-            <w:r>
-              <w:rPr>
-                <w:sz w:val="20"/>
-                <w:szCs w:val="20"/>
-              </w:rPr>
-              <w:t>-9.03 ± 0.07</w:t>
-            </w:r>
-          </w:p>
-        </w:tc>
-        <w:tc>
-          <w:tcPr>
-            <w:tcW w:w="1337" w:type="dxa"/>
+            <w:tcW w:w="1170" w:type="dxa"/>
+            <w:vAlign w:val="center"/>
+          </w:tcPr>
+          <w:p>
+            <w:pPr>
+              <w:pStyle w:val="TableText"/>
+              <w:spacing w:before="0" w:after="0" w:line="240" w:lineRule="auto"/>
+            </w:pPr>
+            <w:r>
+              <w:rPr>
+                <w:sz w:val="20"/>
+                <w:szCs w:val="20"/>
+              </w:rPr>
+              <w:t>-9.03</w:t>
+            </w:r>
+          </w:p>
+        </w:tc>
+        <w:tc>
+          <w:tcPr>
+            <w:tcW w:w="1170" w:type="dxa"/>
+            <w:vAlign w:val="center"/>
+          </w:tcPr>
+          <w:p>
+            <w:pPr>
+              <w:pStyle w:val="TableText"/>
+              <w:spacing w:before="0" w:after="0" w:line="240" w:lineRule="auto"/>
+            </w:pPr>
+            <w:r>
+              <w:rPr>
+                <w:sz w:val="20"/>
+                <w:szCs w:val="20"/>
+              </w:rPr>
+              <w:t>-8.62 ± 0.43</w:t>
+            </w:r>
+          </w:p>
+        </w:tc>
+        <w:tc>
+          <w:tcPr>
+            <w:tcW w:w="1170" w:type="dxa"/>
             <w:vAlign w:val="center"/>
           </w:tcPr>
           <w:p>
@@ -2090,7 +2332,7 @@
       <w:tr>
         <w:tc>
           <w:tcPr>
-            <w:tcW w:w="1337" w:type="dxa"/>
+            <w:tcW w:w="1170" w:type="dxa"/>
             <w:vAlign w:val="center"/>
           </w:tcPr>
           <w:p>
@@ -2109,7 +2351,7 @@
         </w:tc>
         <w:tc>
           <w:tcPr>
-            <w:tcW w:w="1337" w:type="dxa"/>
+            <w:tcW w:w="1170" w:type="dxa"/>
             <w:vAlign w:val="center"/>
           </w:tcPr>
           <w:p>
@@ -2128,7 +2370,7 @@
         </w:tc>
         <w:tc>
           <w:tcPr>
-            <w:tcW w:w="1337" w:type="dxa"/>
+            <w:tcW w:w="1170" w:type="dxa"/>
             <w:vAlign w:val="center"/>
           </w:tcPr>
           <w:p>
@@ -2147,7 +2389,7 @@
         </w:tc>
         <w:tc>
           <w:tcPr>
-            <w:tcW w:w="1337" w:type="dxa"/>
+            <w:tcW w:w="1170" w:type="dxa"/>
             <w:vAlign w:val="center"/>
           </w:tcPr>
           <w:p>
@@ -2166,7 +2408,7 @@
         </w:tc>
         <w:tc>
           <w:tcPr>
-            <w:tcW w:w="1337" w:type="dxa"/>
+            <w:tcW w:w="1170" w:type="dxa"/>
             <w:vAlign w:val="center"/>
           </w:tcPr>
           <w:p>
@@ -2185,39 +2427,58 @@
         </w:tc>
         <w:tc>
           <w:tcPr>
-            <w:tcW w:w="1337" w:type="dxa"/>
-            <w:vAlign w:val="center"/>
-          </w:tcPr>
-          <w:p>
-            <w:pPr>
-              <w:pStyle w:val="TableText"/>
-              <w:spacing w:before="0" w:after="0" w:line="240" w:lineRule="auto"/>
-            </w:pPr>
-            <w:r>
-              <w:rPr>
-                <w:sz w:val="20"/>
-                <w:szCs w:val="20"/>
-              </w:rPr>
-              <w:t>-9.49 ± 0.05</w:t>
-            </w:r>
-          </w:p>
-        </w:tc>
-        <w:tc>
-          <w:tcPr>
-            <w:tcW w:w="1337" w:type="dxa"/>
-            <w:vAlign w:val="center"/>
-          </w:tcPr>
-          <w:p>
-            <w:pPr>
-              <w:pStyle w:val="TableText"/>
-              <w:spacing w:before="0" w:after="0" w:line="240" w:lineRule="auto"/>
-            </w:pPr>
-            <w:r>
-              <w:rPr>
-                <w:sz w:val="20"/>
-                <w:szCs w:val="20"/>
-              </w:rPr>
-              <w:t>对接至PAS位点；双重结合PAS核心残基Tyr72、Thr75与催化/阴离子活性中心Ser203、Glu202、Tyr337，打分位列第二</w:t>
+            <w:tcW w:w="1170" w:type="dxa"/>
+            <w:vAlign w:val="center"/>
+          </w:tcPr>
+          <w:p>
+            <w:pPr>
+              <w:pStyle w:val="TableText"/>
+              <w:spacing w:before="0" w:after="0" w:line="240" w:lineRule="auto"/>
+            </w:pPr>
+            <w:r>
+              <w:rPr>
+                <w:sz w:val="20"/>
+                <w:szCs w:val="20"/>
+              </w:rPr>
+              <w:t>-9.49</w:t>
+            </w:r>
+          </w:p>
+        </w:tc>
+        <w:tc>
+          <w:tcPr>
+            <w:tcW w:w="1170" w:type="dxa"/>
+            <w:vAlign w:val="center"/>
+          </w:tcPr>
+          <w:p>
+            <w:pPr>
+              <w:pStyle w:val="TableText"/>
+              <w:spacing w:before="0" w:after="0" w:line="240" w:lineRule="auto"/>
+            </w:pPr>
+            <w:r>
+              <w:rPr>
+                <w:sz w:val="20"/>
+                <w:szCs w:val="20"/>
+              </w:rPr>
+              <w:t>-9.44 ± 0.09</w:t>
+            </w:r>
+          </w:p>
+        </w:tc>
+        <w:tc>
+          <w:tcPr>
+            <w:tcW w:w="1170" w:type="dxa"/>
+            <w:vAlign w:val="center"/>
+          </w:tcPr>
+          <w:p>
+            <w:pPr>
+              <w:pStyle w:val="TableText"/>
+              <w:spacing w:before="0" w:after="0" w:line="240" w:lineRule="auto"/>
+            </w:pPr>
+            <w:r>
+              <w:rPr>
+                <w:sz w:val="20"/>
+                <w:szCs w:val="20"/>
+              </w:rPr>
+              <w:t>对接至PAS位点；双重结合PAS核心残基Tyr72、Thr75与催化/阴离子活性中心Ser203、Glu202、Tyr337；三次运行均值最强</w:t>
             </w:r>
           </w:p>
         </w:tc>
@@ -2230,6 +2491,62 @@
     </w:p>
     <w:p>
       <w:pPr>
+        <w:pStyle w:val="Caption"/>
+      </w:pPr>
+      <w:r>
+        <w:rPr>
+          <w:b/>
+        </w:rPr>
+        <w:t>图1. 12条候选微肽对人源AChE（PDB 4EY6）的本地AutoDock Vina对接打分。</w:t>
+      </w:r>
+      <w:r>
+        <w:t xml:space="preserve"> 蓝色圆点为三次独立成功运行的均值，误差棒为相应标准差，橙色菱形标记最优单次打分。数值越负表示预测结合越强。Vina打分为经验排序指标，不能等同于实验结合自由能。</w:t>
+      </w:r>
+    </w:p>
+    <w:p>
+      <w:pPr>
+        <w:pStyle w:val="Caption"/>
+      </w:pPr>
+      <w:r>
+        <w:rPr>
+          <w:b/>
+        </w:rPr>
+        <w:t>图2. ALLLHRC、FCLHLQLR、FLLHTTR、HLLTLKKHV、HLPLLHRCC和HVLLLRQCA的最优对接构象（A–F）。</w:t>
+      </w:r>
+      <w:r>
+        <w:t xml:space="preserve"> 各面板左侧为AChE整体位姿，右侧为放大接触视图。微肽以橙色棍状显示，接触残基为青色，氢键以虚线标示。</w:t>
+      </w:r>
+    </w:p>
+    <w:p>
+      <w:pPr>
+        <w:pStyle w:val="Caption"/>
+      </w:pPr>
+      <w:r>
+        <w:rPr>
+          <w:b/>
+        </w:rPr>
+        <w:t>图3. LLHLPKRTT、LLHPLRC、LLHPLRL、WLLVHLKK、YHHLLCRR和YLSLLQR的最优对接构象（G–L）。</w:t>
+      </w:r>
+      <w:r>
+        <w:t xml:space="preserve"> 显示约定与图2一致。LLHPLRL（I面板）从PAS门控残基Trp286/Tyr341跨越至催化His447。</w:t>
+      </w:r>
+    </w:p>
+    <w:p>
+      <w:pPr>
+        <w:pStyle w:val="Caption"/>
+      </w:pPr>
+      <w:r>
+        <w:rPr>
+          <w:b/>
+        </w:rPr>
+        <w:t>图S1. 12条微肽最优对接构象总览。</w:t>
+      </w:r>
+      <w:r>
+        <w:t xml:space="preserve"> 单页汇总图2与图3对应的A–L面板。</w:t>
+      </w:r>
+    </w:p>
+    <w:p>
+      <w:pPr>
         <w:pStyle w:val="BodyText"/>
       </w:pPr>
       <w:r>
@@ -2254,7 +2571,7 @@
         <w:pStyle w:val="BodyText"/>
       </w:pPr>
       <w:r>
-        <w:t xml:space="preserve">   - FLLHTTR表现出针对PAS最为集中的表面锚定模式，其侧链与PAS的关键带电和芳香残基Asp74、Tyr72以及His287形成多重紧密氢键，同时利用疏水基团嵌合于峡部入口的Leu289和Phe295，赋予其在所有微肽中最佳的预测自由能（-9.60 kcal/mol）。</w:t>
+        <w:t xml:space="preserve">   - FLLHTTR表现出针对PAS最为集中的表面锚定模式，其侧链与PAS的关键带电和芳香残基Asp74、Tyr72以及His287形成多重紧密氢键，同时利用疏水基团嵌合于峡部入口的Leu289和Phe295，对应全部微肽中最佳的单次预测打分（-9.60 kcal/mol；图2C）。同一配体的三次运行均值（-8.77 ± 1.41 kcal/mol）表明，该PAS富集构象并未在每次运行中以同等强度再现。</w:t>
       </w:r>
     </w:p>
     <w:p>
@@ -2262,7 +2579,7 @@
         <w:pStyle w:val="BodyText"/>
       </w:pPr>
       <w:r>
-        <w:t xml:space="preserve">   - LLHPLRL展现出独特的“双位点跨越（dual-site spanning）”构象，其N/C端分别与PAS核心门控残基Trp286、Tyr341结合，并通过长链构象沿深度约20 Å的结合峡部纵向穿插，直接与活性中心催化残基His447以及瓶颈残基Phe295、Tyr337建立多达10个氢键，形成物理堵塞峡部入口的嵌合模式。</w:t>
+        <w:t xml:space="preserve">   - LLHPLRL展现出独特的“双位点跨越（dual-site spanning）”构象，其N/C端分别与PAS核心门控残基Trp286、Tyr341结合，并通过长链构象沿深度约20 Å的结合峡部纵向穿插，直接与活性中心催化残基His447以及瓶颈残基Phe295、Tyr337建立多达10个氢键，形成物理堵塞峡部入口的嵌合模式（图3I）。其三次运行均值（-8.91 ± 0.05 kcal/mol）与最优单次打分几乎一致，提示该构象家族具有较好重复性。</w:t>
       </w:r>
     </w:p>
     <w:p>
@@ -2270,7 +2587,7 @@
         <w:pStyle w:val="BodyText"/>
       </w:pPr>
       <w:r>
-        <w:t xml:space="preserve">   - YLSLLQR兼具PAS位点与活性中心的双重结合能力，既通过Tyr72、Thr75固定于PAS入口，又深入阴离子位点与Glu202、Ser203形成极性相互作用（打分-9.49 kcal/mol）。</w:t>
+        <w:t xml:space="preserve">   - YLSLLQR兼具PAS位点与活性中心的双重结合能力，既通过Tyr72、Thr75固定于PAS入口，又深入阴离子位点与Glu202、Ser203形成极性相互作用（最优打分-9.49 kcal/mol，三次运行均值最强，为-9.44 ± 0.09 kcal/mol；图3L）。</w:t>
       </w:r>
     </w:p>
     <w:p>
@@ -2278,7 +2595,7 @@
         <w:pStyle w:val="BodyText"/>
       </w:pPr>
       <w:r>
-        <w:t xml:space="preserve">   - HLLTLKKHV不仅结合PAS核心残基Tyr72，其分子侧链还伸展至Atanasova等人文献中重点阐述的Aβ结合驻留区（Phe346）与Leu76-Trp77临近环区（Tyr77）。</w:t>
+        <w:t xml:space="preserve">   - HLLTLKKHV不仅结合PAS核心残基Tyr72，其分子侧链还伸展至Atanasova等人文献中重点阐述的Aβ结合驻留区（Phe346）与Leu76-Trp77临近环区（Tyr77；图2D）。</w:t>
       </w:r>
     </w:p>
     <w:p>
@@ -2299,7 +2616,7 @@
         <w:pStyle w:val="BodyText"/>
       </w:pPr>
       <w:r>
-        <w:t xml:space="preserve">   - ALLLHRC虽然未直接与Trp286或Tyr341形成几何氢键，但其与催化活性Ser203形成极短的高强度氢键（平均键长2.83 Å，全组最短），并与Tyr124和Ser125紧密结合，表明其更倾向于结合在催化深部峡部区域。</w:t>
+        <w:t xml:space="preserve">   - ALLLHRC虽然未直接与Trp286或Tyr341形成几何氢键，但其与催化活性Ser203形成极短的高强度氢键（平均键长2.83 Å，全组最短），并与Tyr124和Ser125紧密结合，表明其更倾向于结合在催化深部峡部区域（图2A）。其三次运行均值仍居于最强之列（-9.18 ± 0.11 kcal/mol）。</w:t>
       </w:r>
     </w:p>
     <w:p>
@@ -2307,7 +2624,7 @@
         <w:pStyle w:val="BodyText"/>
       </w:pPr>
       <w:r>
-        <w:t xml:space="preserve">   - YHHLLCRR深入胆碱结合亚位点（Trp86、Tyr337），形成富集于催化底部的结合模式。</w:t>
+        <w:t xml:space="preserve">   - YHHLLCRR深入胆碱结合亚位点（Trp86、Tyr337），形成富集于催化底部的结合模式（图3K）。</w:t>
       </w:r>
     </w:p>
     <w:p>
@@ -2315,7 +2632,7 @@
         <w:pStyle w:val="BodyText"/>
       </w:pPr>
       <w:r>
-        <w:t xml:space="preserve">   - WLLVHLKK主要分布于PAS邻近的外周环区（Gln279、Asn283、Ser293）。</w:t>
+        <w:t xml:space="preserve">   - WLLVHLKK主要分布于PAS邻近的外周环区（Gln279、Asn283、Ser293；图3J）。</w:t>
       </w:r>
     </w:p>
     <w:p>
@@ -2323,7 +2640,7 @@
         <w:pStyle w:val="BodyText"/>
       </w:pPr>
       <w:r>
-        <w:t>该结果在分子尺度上证实，致病微肽显著富集于AChE的PAS区及其几何峡部入口，构成后续动态相互作用与致病机制探讨的结构基础（图1）。</w:t>
+        <w:t>该结果在分子尺度上证实，致病微肽的最优构象显著富集于AChE的PAS区及其几何峡部入口；同时，三次运行汇总将可重复的高亲和力配体（YLSLLQR、ALLLHRC、LLHPLRL）与最优构象强于运行均值的配体（FLLHTTR、FCLHLQLR、YHHLLCRR）区分开来。上述结构清单构成后续动态相互作用评估的起始构象（图1–3）。</w:t>
       </w:r>
     </w:p>
     <w:p>
@@ -2340,7 +2657,7 @@
         <w:pStyle w:val="BodyText"/>
       </w:pPr>
       <w:r>
-        <w:t>为检验对接复合物在生理水溶液环境下的动态稳定性与致病构象特征，本研究对apo AChE空白对照单体与三种致病复合物体系（ALLLHRC、FLLHTTR、YLSLLQR）完成了100 ns（5,000帧）的全原子分子动力学模拟与全套多层次指标提取（表2，图2、图3、图4）。</w:t>
+        <w:t>为检验对接复合物在生理水溶液环境下的动态稳定性与致病构象特征，本研究对apo AChE空白对照单体与三种致病复合物体系（ALLLHRC、FLLHTTR、YLSLLQR）完成了100 ns（5,000帧）的全原子分子动力学模拟与全套多层次指标提取（表2，图4、图5、图6）。</w:t>
       </w:r>
     </w:p>
     <w:p>
@@ -4059,7 +4376,7 @@
         <w:pStyle w:val="BodyText"/>
       </w:pPr>
       <w:r>
-        <w:t xml:space="preserve">   - 在图2、图3和图4的A面板中，apo AChE的骨架Cα RMSD在初始升温与平衡后迅速收敛并平稳维持在0.15–0.16 nm之间（后20 ns平均为0.1562 ± 0.0093 nm），表明人源AChE单体自身在TIP3P显式溶剂中具有优良的刚性核心。</w:t>
+        <w:t xml:space="preserve">   - 在图4、图5和图6的A面板中，apo AChE的骨架Cα RMSD在初始升温与平衡后迅速收敛并平稳维持在0.15–0.16 nm之间（后20 ns平均为0.1562 ± 0.0093 nm），表明人源AChE单体自身在TIP3P显式溶剂中具有优良的刚性核心。</w:t>
       </w:r>
     </w:p>
     <w:p>
@@ -4096,7 +4413,7 @@
         <w:pStyle w:val="BodyText"/>
       </w:pPr>
       <w:r>
-        <w:t xml:space="preserve">   - 各体系RMSF曲线（图2B、图3B、图4B）呈现高度一致的拓扑轮廓：AChE的核心催化残基（Ser203、His447、Glu334）及核心二级结构区域的涨落极为微弱（RMSF &lt; 0.06 nm）；主要的涨落峰集中在已知的功能性表面环区（残基70–85的PAS环区、255与486附近的链端连接区、以及373–384的柔性无序外周环区）。</w:t>
+        <w:t xml:space="preserve">   - 各体系RMSF曲线（图4B、图5B、图6B）呈现高度一致的拓扑轮廓：AChE的核心催化残基（Ser203、His447、Glu334）及核心二级结构区域的涨落极为微弱（RMSF &lt; 0.06 nm）；主要的涨落峰集中在已知的功能性表面环区（残基70–85的PAS环区、255与486附近的链端连接区、以及373–384的柔性无序外周环区）。</w:t>
       </w:r>
     </w:p>
     <w:p>
@@ -4125,7 +4442,7 @@
         <w:pStyle w:val="BodyText"/>
       </w:pPr>
       <w:r>
-        <w:t xml:space="preserve">   - 四个体系的回转半径Rg（图2D、图3D、图4D）全过程保持在2.29–2.32 nm之间，后20 ns平均值差异不超过0.02 nm，且无任何单调增大趋势，定量确认AChE在整个100 ns模拟期间保持高度紧凑的天然球状折叠。</w:t>
+        <w:t xml:space="preserve">   - 四个体系的回转半径Rg（图4D、图5D、图6D）全过程保持在2.29–2.32 nm之间，后20 ns平均值差异不超过0.02 nm，且无任何单调增大趋势，定量确认AChE在整个100 ns模拟期间保持高度紧凑的天然球状折叠。</w:t>
       </w:r>
     </w:p>
     <w:p>
@@ -4133,7 +4450,7 @@
         <w:pStyle w:val="BodyText"/>
       </w:pPr>
       <w:r>
-        <w:t xml:space="preserve">   - 在SASA方面（图2C、图3C、图4C），apo AChE的后段均值为212.41 nm²。ALLLHRC和FLLHTTR因肽段吸附引起受体表面暴露轻微增加（分别为217.47与216.34 nm²），而YLSLLQR体系的SASA则微降至210.37 nm²，反映出YLSLLQR更紧密地嵌合于结合界面并包埋了受体表面的疏水残基。</w:t>
+        <w:t xml:space="preserve">   - 在SASA方面（图4C、图5C、图6C），apo AChE的后段均值为212.41 nm²。ALLLHRC和FLLHTTR因肽段吸附引起受体表面暴露轻微增加（分别为217.47与216.34 nm²），而YLSLLQR体系的SASA则微降至210.37 nm²，反映出YLSLLQR更紧密地嵌合于结合界面并包埋了受体表面的疏水残基。</w:t>
       </w:r>
     </w:p>
     <w:p>
@@ -4154,7 +4471,7 @@
         <w:pStyle w:val="BodyText"/>
       </w:pPr>
       <w:r>
-        <w:t xml:space="preserve">   - 如图2F、图3F和图4F所示，apo AChE单体因不含微肽，在面板F中无配体氢键曲线；而在三个致病复合物中，受体与微肽之间在100 ns内全程维持着持续且动态演化的氢键网络。</w:t>
+        <w:t xml:space="preserve">   - 如图4F、图5F和图6F所示，apo AChE单体因不含微肽，在面板F中无配体氢键曲线；而在三个致病复合物中，受体与微肽之间在100 ns内全程维持着持续且动态演化的氢键网络。</w:t>
       </w:r>
     </w:p>
     <w:p>
@@ -4191,7 +4508,7 @@
         <w:pStyle w:val="BodyText"/>
       </w:pPr>
       <w:r>
-        <w:t xml:space="preserve">   - 质心径向分布函数（图2–4）表明，微肽质心高度集中于距离AChE质心1.2–1.4 nm的狭窄壳层内，g(r)峰值极大（ALLLHRC达到213.3，YLSLLQR达到171.6），四个时间分段曲线高度重叠，表明微肽在模拟期间未出现解离进入本体溶剂的现象。</w:t>
+        <w:t xml:space="preserve">   - 质心径向分布函数（图4–6）表明，微肽质心高度集中于距离AChE质心1.2–1.4 nm的狭窄壳层内，g(r)峰值极大（ALLLHRC达到213.3，YLSLLQR达到171.6），四个时间分段曲线高度重叠，表明微肽在模拟期间未出现解离进入本体溶剂的现象。</w:t>
       </w:r>
     </w:p>
     <w:p>
@@ -4199,7 +4516,7 @@
         <w:pStyle w:val="BodyText"/>
       </w:pPr>
       <w:r>
-        <w:t xml:space="preserve">   - DSSP分析（图2E、图3E、图4E）显示，apo AChE与三个复合物体系的α-螺旋比例恒定在32.9%–33.9%之间，β-折叠片层比例恒定在16.7%–17.2%之间，最大变幅均小于0.7%，排除了配体诱导酶全局解折叠的可能性。</w:t>
+        <w:t xml:space="preserve">   - DSSP分析（图4E、图5E、图6E）显示，apo AChE与三个复合物体系的α-螺旋比例恒定在32.9%–33.9%之间，β-折叠片层比例恒定在16.7%–17.2%之间，最大变幅均小于0.7%，排除了配体诱导酶全局解折叠的可能性。</w:t>
       </w:r>
     </w:p>
     <w:p>
@@ -4384,7 +4701,7 @@
                 <w:sz w:val="20"/>
                 <w:szCs w:val="20"/>
               </w:rPr>
-              <w:t>对接显示FLLHTTR、YLSLLQR、LLHPLRL等多条肽锚定于Tyr72、Asp74、Thr75、Trp286等残基</w:t>
+              <w:t>最优构象显示FLLHTTR、YLSLLQR、LLHPLRL锚定于Tyr72、Asp74、Thr75、Trp286等残基</w:t>
             </w:r>
           </w:p>
         </w:tc>
@@ -4403,7 +4720,7 @@
                 <w:sz w:val="20"/>
                 <w:szCs w:val="20"/>
               </w:rPr>
-              <w:t>候选微肽在计算模型中能够几何互补并直接结合于AChE外周阴离子位点（PAS）及峡部入口</w:t>
+              <w:t>候选微肽在最优打分构象中能够几何互补并直接结合于AChE外周阴离子位点（PAS）及峡部入口</w:t>
             </w:r>
           </w:p>
         </w:tc>
@@ -4462,7 +4779,7 @@
                 <w:sz w:val="20"/>
                 <w:szCs w:val="20"/>
               </w:rPr>
-              <w:t>LLHPLRL横跨PAS与催化活性中心His447并形成10个氢键</w:t>
+              <w:t>LLHPLRL横跨PAS与催化活性中心His447并形成10个氢键，三次运行SD为0.05 kcal/mol</w:t>
             </w:r>
           </w:p>
         </w:tc>
@@ -4481,7 +4798,7 @@
                 <w:sz w:val="20"/>
                 <w:szCs w:val="20"/>
               </w:rPr>
-              <w:t>该微肽具有类似双位点抑制剂的空间跨越潜力，可形成物理性峡部封堵</w:t>
+              <w:t>该微肽具有类似双位点抑制剂的空间跨越潜力，可形成物理性峡部封堵，且在三次Vina运行中重复出现</w:t>
             </w:r>
           </w:p>
         </w:tc>
@@ -4817,6 +5134,84 @@
           </w:p>
         </w:tc>
       </w:tr>
+      <w:tr>
+        <w:tc>
+          <w:tcPr>
+            <w:tcW w:w="2340" w:type="dxa"/>
+            <w:vAlign w:val="center"/>
+          </w:tcPr>
+          <w:p>
+            <w:pPr>
+              <w:pStyle w:val="TableText"/>
+              <w:spacing w:before="0" w:after="0" w:line="240" w:lineRule="auto"/>
+            </w:pPr>
+            <w:r>
+              <w:rPr>
+                <w:sz w:val="20"/>
+                <w:szCs w:val="20"/>
+              </w:rPr>
+              <w:t>7</w:t>
+            </w:r>
+          </w:p>
+        </w:tc>
+        <w:tc>
+          <w:tcPr>
+            <w:tcW w:w="2340" w:type="dxa"/>
+            <w:vAlign w:val="center"/>
+          </w:tcPr>
+          <w:p>
+            <w:pPr>
+              <w:pStyle w:val="TableText"/>
+              <w:spacing w:before="0" w:after="0" w:line="240" w:lineRule="auto"/>
+            </w:pPr>
+            <w:r>
+              <w:rPr>
+                <w:sz w:val="20"/>
+                <w:szCs w:val="20"/>
+              </w:rPr>
+              <w:t>FLLHTTR最优单次打分为-9.60 kcal/mol，但三次运行均值为-8.77 ± 1.41 kcal/mol</w:t>
+            </w:r>
+          </w:p>
+        </w:tc>
+        <w:tc>
+          <w:tcPr>
+            <w:tcW w:w="2340" w:type="dxa"/>
+            <w:vAlign w:val="center"/>
+          </w:tcPr>
+          <w:p>
+            <w:pPr>
+              <w:pStyle w:val="TableText"/>
+              <w:spacing w:before="0" w:after="0" w:line="240" w:lineRule="auto"/>
+            </w:pPr>
+            <w:r>
+              <w:rPr>
+                <w:sz w:val="20"/>
+                <w:szCs w:val="20"/>
+              </w:rPr>
+              <w:t>PAS富集的最优构象相对于运行均值属于高分离群；均值排序更支持YLSLLQR</w:t>
+            </w:r>
+          </w:p>
+        </w:tc>
+        <w:tc>
+          <w:tcPr>
+            <w:tcW w:w="2340" w:type="dxa"/>
+            <w:vAlign w:val="center"/>
+          </w:tcPr>
+          <w:p>
+            <w:pPr>
+              <w:pStyle w:val="TableText"/>
+              <w:spacing w:before="0" w:after="0" w:line="240" w:lineRule="auto"/>
+            </w:pPr>
+            <w:r>
+              <w:rPr>
+                <w:sz w:val="20"/>
+                <w:szCs w:val="20"/>
+              </w:rPr>
+              <w:t>不能将单一最优构象当作统计收敛后的对接亲和力</w:t>
+            </w:r>
+          </w:p>
+        </w:tc>
+      </w:tr>
     </w:tbl>
     <w:p>
       <w:pPr>
@@ -4931,7 +5326,7 @@
         <w:pStyle w:val="BodyText"/>
       </w:pPr>
       <w:r>
-        <w:t xml:space="preserve">   本研究的分子对接与动力学轨迹证实，致病微肽显著富集并稳定结合于PAS位点。特别是FLLHTTR与PAS核心残基Asp74、Tyr72、His287形成多重稳定氢键，打分高达 -9.60 kcal/mol；LLHPLRL更以双位点跨越构象从PAS核心Trp286/Tyr341纵向贯穿至催化His447，形成多达10个氢键的严密物理性封堵；YLSLLQR则同时跨越PAS（Tyr72、Thr75）与催化入口。动力学模拟进一步显示，微肽结合使得PAS及峡部入口环区的RMSF构象涨落显著增大，并伴随持续的界面极性网络与水桥介导锚定。这种强效吸附在空间上直接阻碍了底物乙酰胆碱顺利进入催化狭缝，在构象上扰乱了AChE的门控呼吸运动，从而削弱了正常的胆碱能水解与突触传递平衡，加剧了AD早期典型的胆碱能神经功能衰竭。</w:t>
+        <w:t xml:space="preserve">   本研究的分子对接与动力学轨迹证实，致病微肽能够占据PAS位点及峡部入口。在最优构象中，FLLHTTR与PAS核心残基Asp74、Tyr72、His287形成多重氢键，最优单次打分为 -9.60 kcal/mol；LLHPLRL以双位点跨越构象从PAS核心Trp286/Tyr341纵向贯穿至催化His447，形成多达10个氢键的物理性封堵；YLSLLQR同时跨越PAS（Tyr72、Thr75）与催化入口，并保持最强的三次运行均值（-9.44 ± 0.09 kcal/mol）。动力学模拟进一步显示，微肽结合使得PAS及峡部入口环区的RMSF构象涨落显著增大，并伴随持续的界面极性网络与水桥介导锚定。这种空间占位可以阻碍底物乙酰胆碱进入催化狭缝并扰乱门控呼吸运动，从而构成胆碱能传递受损的结构假说，而不能直接等同于已测定的酶学抑制常数。</w:t>
       </w:r>
     </w:p>
     <w:p>
@@ -5174,7 +5569,7 @@
         <w:pStyle w:val="BodyText"/>
       </w:pPr>
       <w:r>
-        <w:t xml:space="preserve">   本研究的分子动力学模拟时长为100 ns，虽已满足观测平衡态近邻相互作用与局部环区适应的需要，但相较于文献中的1,000 ns超长轨迹，在探索微肽长程构象重排与稀有变构事件方面仍显不足；目前各系统依赖单条高精度产物轨迹，未来应进一步开展多重复独立随机种子模拟以获得严格的统计收敛性区间；对接打分与氢键数属于半经验和几何度量，尚未通过MM/PBSA或热力学积分（TI）计算精确的绝对结合自由能。</w:t>
+        <w:t xml:space="preserve">   本研究的分子动力学模拟时长为100 ns，虽已满足观测平衡态近邻相互作用与局部环区适应的需要，但相较于文献中的1,000 ns超长轨迹，在探索微肽长程构象重排与稀有变构事件方面仍显不足；目前各系统依赖单条高精度产物轨迹，未来应进一步开展多重复独立随机种子模拟以获得严格的统计收敛性区间；对接打分与氢键数属于半经验和几何度量，尚未通过MM/PBSA或热力学积分（TI）计算精确的绝对结合自由能。本文使用的本地Vina档案为三次运行汇总表加最优构象复合图，未沉积逐条PDBQT文件与配置日志；FLLHTTR三次运行标准差达1.41 kcal/mol，说明单一最优构象可能高估运行平均亲和力。</w:t>
       </w:r>
     </w:p>
     <w:p>
